--- a/apps/platform-admin/public/wechat-onboarding.docx
+++ b/apps/platform-admin/public/wechat-onboarding.docx
@@ -69,6 +69,20 @@
     </w:p>
     <w:p>
       <w:pPr>
+        <w:spacing w:after="120" w:line="300"/>
+      </w:pPr>
+      <w:r>
+        <w:rPr>
+          <w:color w:val="6B7185"/>
+          <w:sz w:val="19"/>
+          <w:szCs w:val="19"/>
+          <w:rFonts w:ascii="Arial" w:eastAsia="PingFang SC" w:hAnsi="Arial" w:cs="Arial"/>
+        </w:rPr>
+        <w:t xml:space="preserve">本版按平台后台「机构配置 → 微信配置」最新字段更新（2026-09）：新增公众号名称、域名校验文件、APIv2 密钥、商户 API 私钥、微信支付公钥、委托代扣模板 ID；微信开放平台改为必需；微信外支付由 H5 支付改为 Native 扫码支付。</w:t>
+      </w:r>
+    </w:p>
+    <w:p>
+      <w:pPr>
         <w:pStyle w:val="Heading1"/>
         <w:spacing w:before="300" w:after="150"/>
       </w:pPr>
@@ -81,7 +95,7 @@
           <w:szCs w:val="30"/>
           <w:rFonts w:ascii="Arial" w:eastAsia="PingFang SC" w:hAnsi="Arial" w:cs="Arial"/>
         </w:rPr>
-        <w:t xml:space="preserve">一、需在微信完成的准备与需提供的资料</w:t>
+        <w:t xml:space="preserve">一、需在微信完成的准备</w:t>
       </w:r>
     </w:p>
     <w:p>
@@ -92,7 +106,7 @@
         <w:rPr>
           <w:rFonts w:ascii="Arial" w:eastAsia="PingFang SC" w:hAnsi="Arial" w:cs="Arial"/>
         </w:rPr>
-        <w:t xml:space="preserve">请按下表在对应微信平台完成注册 / 配置，并将「需提供」的资料交付 AI 问书对接人（平台后台「机构配置 → 微信配置」录入）：</w:t>
+        <w:t xml:space="preserve">三个微信平台均需完成，缺任一项都会导致对应场景无法使用：</w:t>
       </w:r>
     </w:p>
     <w:tbl>
@@ -108,8 +122,8 @@
         </w:tblBorders>
       </w:tblPr>
       <w:tblGrid>
-        <w:gridCol w:w="2300"/>
-        <w:gridCol w:w="4660"/>
+        <w:gridCol w:w="2100"/>
+        <w:gridCol w:w="4860"/>
         <w:gridCol w:w="2400"/>
       </w:tblGrid>
       <w:tr>
@@ -118,7 +132,7 @@
         </w:trPr>
         <w:tc>
           <w:tcPr>
-            <w:tcW w:type="dxa" w:w="2300"/>
+            <w:tcW w:type="dxa" w:w="2100"/>
             <w:shd w:fill="3730A3" w:val="clear"/>
             <w:tcMar>
               <w:top w:type="dxa" w:w="80"/>
@@ -147,7 +161,7 @@
         </w:tc>
         <w:tc>
           <w:tcPr>
-            <w:tcW w:type="dxa" w:w="4660"/>
+            <w:tcW w:type="dxa" w:w="4860"/>
             <w:shd w:fill="3730A3" w:val="clear"/>
             <w:tcMar>
               <w:top w:type="dxa" w:w="80"/>
@@ -170,7 +184,7 @@
                 <w:szCs w:val="21"/>
                 <w:rFonts w:ascii="Arial" w:eastAsia="PingFang SC" w:hAnsi="Arial" w:cs="Arial"/>
               </w:rPr>
-              <w:t xml:space="preserve">需完成的事 + 需提供给 AI 问书的资料</w:t>
+              <w:t xml:space="preserve">需完成的事</w:t>
             </w:r>
           </w:p>
         </w:tc>
@@ -207,7 +221,7 @@
       <w:tr>
         <w:tc>
           <w:tcPr>
-            <w:tcW w:type="dxa" w:w="2300"/>
+            <w:tcW w:type="dxa" w:w="2100"/>
             <w:tcMar>
               <w:top w:type="dxa" w:w="80"/>
               <w:left w:type="dxa" w:w="120"/>
@@ -229,13 +243,13 @@
                 <w:rFonts w:ascii="Arial" w:eastAsia="PingFang SC" w:hAnsi="Arial" w:cs="Arial"/>
               </w:rPr>
               <w:t xml:space="preserve">微信公众平台
-（注册并认证服务号）</w:t>
-            </w:r>
-          </w:p>
-        </w:tc>
-        <w:tc>
-          <w:tcPr>
-            <w:tcW w:type="dxa" w:w="4660"/>
+（服务号）</w:t>
+            </w:r>
+          </w:p>
+        </w:tc>
+        <w:tc>
+          <w:tcPr>
+            <w:tcW w:type="dxa" w:w="4860"/>
             <w:tcMar>
               <w:top w:type="dxa" w:w="80"/>
               <w:left w:type="dxa" w:w="120"/>
@@ -259,7 +273,25 @@
                 <w:szCs w:val="21"/>
                 <w:rFonts w:ascii="Arial" w:eastAsia="PingFang SC" w:hAnsi="Arial" w:cs="Arial"/>
               </w:rPr>
-              <w:t xml:space="preserve">注册并完成微信认证的服务号（订阅号不支持）</w:t>
+              <w:t xml:space="preserve">注册并完成微信认证的</w:t>
+            </w:r>
+            <w:r>
+              <w:rPr>
+                <w:b/>
+                <w:bCs/>
+                <w:sz w:val="21"/>
+                <w:szCs w:val="21"/>
+                <w:rFonts w:ascii="Arial" w:eastAsia="PingFang SC" w:hAnsi="Arial" w:cs="Arial"/>
+              </w:rPr>
+              <w:t xml:space="preserve">服务号</w:t>
+            </w:r>
+            <w:r>
+              <w:rPr>
+                <w:sz w:val="21"/>
+                <w:szCs w:val="21"/>
+                <w:rFonts w:ascii="Arial" w:eastAsia="PingFang SC" w:hAnsi="Arial" w:cs="Arial"/>
+              </w:rPr>
+              <w:t xml:space="preserve">（订阅号不支持）</w:t>
             </w:r>
           </w:p>
           <w:p>
@@ -277,7 +309,7 @@
                 <w:szCs w:val="21"/>
                 <w:rFonts w:ascii="Arial" w:eastAsia="PingFang SC" w:hAnsi="Arial" w:cs="Arial"/>
               </w:rPr>
-              <w:t xml:space="preserve">配置网页授权回调域名、JS 安全域名（填平台分配的 H5 域名）</w:t>
+              <w:t xml:space="preserve">配置网页授权域名、JS 接口安全域名（填平台分配的 H5 域名）</w:t>
             </w:r>
           </w:p>
           <w:p>
@@ -295,7 +327,7 @@
                 <w:szCs w:val="21"/>
                 <w:rFonts w:ascii="Arial" w:eastAsia="PingFang SC" w:hAnsi="Arial" w:cs="Arial"/>
               </w:rPr>
-              <w:t xml:space="preserve">需提供：AppID、AppSecret、网页授权回调域名、JS 安全域名</w:t>
+              <w:t xml:space="preserve">下载网页授权域名校验文件 MP_verify_xxx.txt，交平台放置到域名根目录</w:t>
             </w:r>
           </w:p>
         </w:tc>
@@ -322,7 +354,7 @@
                 <w:szCs w:val="21"/>
                 <w:rFonts w:ascii="Arial" w:eastAsia="PingFang SC" w:hAnsi="Arial" w:cs="Arial"/>
               </w:rPr>
-              <w:t xml:space="preserve">用户微信登录 / 网页授权（获取头像、昵称、性别、地区）</w:t>
+              <w:t xml:space="preserve">微信内登录 / 网页授权（获取头像、昵称）；JSAPI 支付</w:t>
             </w:r>
           </w:p>
         </w:tc>
@@ -330,7 +362,7 @@
       <w:tr>
         <w:tc>
           <w:tcPr>
-            <w:tcW w:type="dxa" w:w="2300"/>
+            <w:tcW w:type="dxa" w:w="2100"/>
             <w:shd w:fill="F7F8FC" w:val="clear"/>
             <w:tcMar>
               <w:top w:type="dxa" w:w="80"/>
@@ -352,14 +384,14 @@
                 <w:szCs w:val="21"/>
                 <w:rFonts w:ascii="Arial" w:eastAsia="PingFang SC" w:hAnsi="Arial" w:cs="Arial"/>
               </w:rPr>
-              <w:t xml:space="preserve">微信支付商户平台
-（开通商户号）</w:t>
-            </w:r>
-          </w:p>
-        </w:tc>
-        <w:tc>
-          <w:tcPr>
-            <w:tcW w:type="dxa" w:w="4660"/>
+              <w:t xml:space="preserve">微信开放平台
+（网站应用）</w:t>
+            </w:r>
+          </w:p>
+        </w:tc>
+        <w:tc>
+          <w:tcPr>
+            <w:tcW w:type="dxa" w:w="4860"/>
             <w:shd w:fill="F7F8FC" w:val="clear"/>
             <w:tcMar>
               <w:top w:type="dxa" w:w="80"/>
@@ -384,7 +416,7 @@
                 <w:szCs w:val="21"/>
                 <w:rFonts w:ascii="Arial" w:eastAsia="PingFang SC" w:hAnsi="Arial" w:cs="Arial"/>
               </w:rPr>
-              <w:t xml:space="preserve">申请微信支付商户号，完成结算账户与法人认证</w:t>
+              <w:t xml:space="preserve">注册开放平台账号并完成开发者资质认证</w:t>
             </w:r>
           </w:p>
           <w:p>
@@ -402,7 +434,7 @@
                 <w:szCs w:val="21"/>
                 <w:rFonts w:ascii="Arial" w:eastAsia="PingFang SC" w:hAnsi="Arial" w:cs="Arial"/>
               </w:rPr>
-              <w:t xml:space="preserve">设置 APIv3 密钥、下载 API 证书</w:t>
+              <w:t xml:space="preserve">创建「网站应用」并通过审核（与公众号是两个不同的 AppID）</w:t>
             </w:r>
           </w:p>
           <w:p>
@@ -420,9 +452,79 @@
                 <w:szCs w:val="21"/>
                 <w:rFonts w:ascii="Arial" w:eastAsia="PingFang SC" w:hAnsi="Arial" w:cs="Arial"/>
               </w:rPr>
-              <w:t xml:space="preserve">配置支付授权目录（JSAPI）与 H5 支付域名（微信外）</w:t>
-            </w:r>
-          </w:p>
+              <w:t xml:space="preserve">配置授权回调域（填平台分配的 H5 域名）</w:t>
+            </w:r>
+          </w:p>
+        </w:tc>
+        <w:tc>
+          <w:tcPr>
+            <w:tcW w:type="dxa" w:w="2400"/>
+            <w:shd w:fill="F7F8FC" w:val="clear"/>
+            <w:tcMar>
+              <w:top w:type="dxa" w:w="80"/>
+              <w:left w:type="dxa" w:w="120"/>
+              <w:bottom w:type="dxa" w:w="80"/>
+              <w:right w:type="dxa" w:w="120"/>
+            </w:tcMar>
+            <w:vAlign w:val="center"/>
+          </w:tcPr>
+          <w:p>
+            <w:pPr>
+              <w:spacing w:after="0" w:line="288"/>
+            </w:pPr>
+            <w:r>
+              <w:rPr>
+                <w:b w:val="false"/>
+                <w:bCs w:val="false"/>
+                <w:sz w:val="21"/>
+                <w:szCs w:val="21"/>
+                <w:rFonts w:ascii="Arial" w:eastAsia="PingFang SC" w:hAnsi="Arial" w:cs="Arial"/>
+              </w:rPr>
+              <w:t xml:space="preserve">微信外浏览器（手机 / PC）扫码登录</w:t>
+            </w:r>
+          </w:p>
+        </w:tc>
+      </w:tr>
+      <w:tr>
+        <w:tc>
+          <w:tcPr>
+            <w:tcW w:type="dxa" w:w="2100"/>
+            <w:tcMar>
+              <w:top w:type="dxa" w:w="80"/>
+              <w:left w:type="dxa" w:w="120"/>
+              <w:bottom w:type="dxa" w:w="80"/>
+              <w:right w:type="dxa" w:w="120"/>
+            </w:tcMar>
+            <w:vAlign w:val="center"/>
+          </w:tcPr>
+          <w:p>
+            <w:pPr>
+              <w:spacing w:after="0" w:line="288"/>
+            </w:pPr>
+            <w:r>
+              <w:rPr>
+                <w:b w:val="false"/>
+                <w:bCs w:val="false"/>
+                <w:sz w:val="21"/>
+                <w:szCs w:val="21"/>
+                <w:rFonts w:ascii="Arial" w:eastAsia="PingFang SC" w:hAnsi="Arial" w:cs="Arial"/>
+              </w:rPr>
+              <w:t xml:space="preserve">微信支付商户平台
+（商户号）</w:t>
+            </w:r>
+          </w:p>
+        </w:tc>
+        <w:tc>
+          <w:tcPr>
+            <w:tcW w:type="dxa" w:w="4860"/>
+            <w:tcMar>
+              <w:top w:type="dxa" w:w="80"/>
+              <w:left w:type="dxa" w:w="120"/>
+              <w:bottom w:type="dxa" w:w="80"/>
+              <w:right w:type="dxa" w:w="120"/>
+            </w:tcMar>
+            <w:vAlign w:val="center"/>
+          </w:tcPr>
           <w:p>
             <w:pPr>
               <w:pStyle w:val="ListParagraph"/>
@@ -438,7 +540,7 @@
                 <w:szCs w:val="21"/>
                 <w:rFonts w:ascii="Arial" w:eastAsia="PingFang SC" w:hAnsi="Arial" w:cs="Arial"/>
               </w:rPr>
-              <w:t xml:space="preserve">将商户号与公众号 AppID 绑定</w:t>
+              <w:t xml:space="preserve">申请商户号，完成结算账户与法人认证</w:t>
             </w:r>
           </w:p>
           <w:p>
@@ -452,21 +554,47 @@
             </w:pPr>
             <w:r>
               <w:rPr>
+                <w:sz w:val="21"/>
+                <w:szCs w:val="21"/>
+                <w:rFonts w:ascii="Arial" w:eastAsia="PingFang SC" w:hAnsi="Arial" w:cs="Arial"/>
+              </w:rPr>
+              <w:t xml:space="preserve">开通 </w:t>
+            </w:r>
+            <w:r>
+              <w:rPr>
                 <w:b/>
                 <w:bCs/>
                 <w:sz w:val="21"/>
                 <w:szCs w:val="21"/>
                 <w:rFonts w:ascii="Arial" w:eastAsia="PingFang SC" w:hAnsi="Arial" w:cs="Arial"/>
               </w:rPr>
-              <w:t xml:space="preserve">如需售卖「连续包月会员」（自动续费）</w:t>
-            </w:r>
-            <w:r>
-              <w:rPr>
-                <w:sz w:val="21"/>
-                <w:szCs w:val="21"/>
-                <w:rFonts w:ascii="Arial" w:eastAsia="PingFang SC" w:hAnsi="Arial" w:cs="Arial"/>
-              </w:rPr>
-              <w:t xml:space="preserve">：另需申请开通「委托代扣」产品权限，见第四节与附录 A</w:t>
+              <w:t xml:space="preserve">JSAPI 支付</w:t>
+            </w:r>
+            <w:r>
+              <w:rPr>
+                <w:sz w:val="21"/>
+                <w:szCs w:val="21"/>
+                <w:rFonts w:ascii="Arial" w:eastAsia="PingFang SC" w:hAnsi="Arial" w:cs="Arial"/>
+              </w:rPr>
+              <w:t xml:space="preserve">与 </w:t>
+            </w:r>
+            <w:r>
+              <w:rPr>
+                <w:b/>
+                <w:bCs/>
+                <w:sz w:val="21"/>
+                <w:szCs w:val="21"/>
+                <w:rFonts w:ascii="Arial" w:eastAsia="PingFang SC" w:hAnsi="Arial" w:cs="Arial"/>
+              </w:rPr>
+              <w:t xml:space="preserve">Native 支付</w:t>
+            </w:r>
+            <w:r>
+              <w:rPr>
+                <w:sz w:val="21"/>
+                <w:szCs w:val="21"/>
+                <w:rFonts w:ascii="Arial" w:eastAsia="PingFang SC" w:hAnsi="Arial" w:cs="Arial"/>
+              </w:rPr>
+              <w:t xml:space="preserve">两项产品</w:t>
             </w:r>
           </w:p>
           <w:p>
@@ -484,79 +612,9 @@
                 <w:szCs w:val="21"/>
                 <w:rFonts w:ascii="Arial" w:eastAsia="PingFang SC" w:hAnsi="Arial" w:cs="Arial"/>
               </w:rPr>
-              <w:t xml:space="preserve">需提供：商户号 MchID、APIv3 密钥、API 证书（apiclient_cert.pem + apiclient_key.pem）、证书序列号</w:t>
-            </w:r>
-          </w:p>
-        </w:tc>
-        <w:tc>
-          <w:tcPr>
-            <w:tcW w:type="dxa" w:w="2400"/>
-            <w:shd w:fill="F7F8FC" w:val="clear"/>
-            <w:tcMar>
-              <w:top w:type="dxa" w:w="80"/>
-              <w:left w:type="dxa" w:w="120"/>
-              <w:bottom w:type="dxa" w:w="80"/>
-              <w:right w:type="dxa" w:w="120"/>
-            </w:tcMar>
-            <w:vAlign w:val="center"/>
-          </w:tcPr>
-          <w:p>
-            <w:pPr>
-              <w:spacing w:after="0" w:line="288"/>
-            </w:pPr>
-            <w:r>
-              <w:rPr>
-                <w:b w:val="false"/>
-                <w:bCs w:val="false"/>
-                <w:sz w:val="21"/>
-                <w:szCs w:val="21"/>
-                <w:rFonts w:ascii="Arial" w:eastAsia="PingFang SC" w:hAnsi="Arial" w:cs="Arial"/>
-              </w:rPr>
-              <w:t xml:space="preserve">用户支付与退款（微信内 JSAPI / 微信外 H5）；自动续费扣款</w:t>
-            </w:r>
-          </w:p>
-        </w:tc>
-      </w:tr>
-      <w:tr>
-        <w:tc>
-          <w:tcPr>
-            <w:tcW w:type="dxa" w:w="2300"/>
-            <w:tcMar>
-              <w:top w:type="dxa" w:w="80"/>
-              <w:left w:type="dxa" w:w="120"/>
-              <w:bottom w:type="dxa" w:w="80"/>
-              <w:right w:type="dxa" w:w="120"/>
-            </w:tcMar>
-            <w:vAlign w:val="center"/>
-          </w:tcPr>
-          <w:p>
-            <w:pPr>
-              <w:spacing w:after="0" w:line="288"/>
-            </w:pPr>
-            <w:r>
-              <w:rPr>
-                <w:b w:val="false"/>
-                <w:bCs w:val="false"/>
-                <w:sz w:val="21"/>
-                <w:szCs w:val="21"/>
-                <w:rFonts w:ascii="Arial" w:eastAsia="PingFang SC" w:hAnsi="Arial" w:cs="Arial"/>
-              </w:rPr>
-              <w:t xml:space="preserve">微信开放平台
-（按需）</w:t>
-            </w:r>
-          </w:p>
-        </w:tc>
-        <w:tc>
-          <w:tcPr>
-            <w:tcW w:type="dxa" w:w="4660"/>
-            <w:tcMar>
-              <w:top w:type="dxa" w:w="80"/>
-              <w:left w:type="dxa" w:w="120"/>
-              <w:bottom w:type="dxa" w:w="80"/>
-              <w:right w:type="dxa" w:w="120"/>
-            </w:tcMar>
-            <w:vAlign w:val="center"/>
-          </w:tcPr>
+              <w:t xml:space="preserve">配置 JSAPI 支付授权目录（填平台分配的 H5 域名）</w:t>
+            </w:r>
+          </w:p>
           <w:p>
             <w:pPr>
               <w:pStyle w:val="ListParagraph"/>
@@ -572,7 +630,7 @@
                 <w:szCs w:val="21"/>
                 <w:rFonts w:ascii="Arial" w:eastAsia="PingFang SC" w:hAnsi="Arial" w:cs="Arial"/>
               </w:rPr>
-              <w:t xml:space="preserve">仅当需要「微信外浏览器扫码登录」时：注册开放平台并创建网站应用</w:t>
+              <w:t xml:space="preserve">将商户号与公众号 AppID 关联绑定</w:t>
             </w:r>
           </w:p>
           <w:p>
@@ -590,7 +648,35 @@
                 <w:szCs w:val="21"/>
                 <w:rFonts w:ascii="Arial" w:eastAsia="PingFang SC" w:hAnsi="Arial" w:cs="Arial"/>
               </w:rPr>
-              <w:t xml:space="preserve">需提供：网站应用 AppID、AppSecret</w:t>
+              <w:t xml:space="preserve">在「账户中心 → API 安全」设置 APIv2 / APIv3 密钥、申请 API 证书、获取微信支付公钥</w:t>
+            </w:r>
+          </w:p>
+          <w:p>
+            <w:pPr>
+              <w:pStyle w:val="ListParagraph"/>
+              <w:numPr>
+                <w:ilvl w:val="0"/>
+                <w:numId w:val="2"/>
+              </w:numPr>
+              <w:spacing w:after="50" w:line="276"/>
+            </w:pPr>
+            <w:r>
+              <w:rPr>
+                <w:b/>
+                <w:bCs/>
+                <w:sz w:val="21"/>
+                <w:szCs w:val="21"/>
+                <w:rFonts w:ascii="Arial" w:eastAsia="PingFang SC" w:hAnsi="Arial" w:cs="Arial"/>
+              </w:rPr>
+              <w:t xml:space="preserve">如需售卖「连续包月会员」（自动续费）</w:t>
+            </w:r>
+            <w:r>
+              <w:rPr>
+                <w:sz w:val="21"/>
+                <w:szCs w:val="21"/>
+                <w:rFonts w:ascii="Arial" w:eastAsia="PingFang SC" w:hAnsi="Arial" w:cs="Arial"/>
+              </w:rPr>
+              <w:t xml:space="preserve">：另需开通「委托代扣」并申请签约模板，见第五节与附录 A</w:t>
             </w:r>
           </w:p>
         </w:tc>
@@ -617,7 +703,7 @@
                 <w:szCs w:val="21"/>
                 <w:rFonts w:ascii="Arial" w:eastAsia="PingFang SC" w:hAnsi="Arial" w:cs="Arial"/>
               </w:rPr>
-              <w:t xml:space="preserve">微信外浏览器扫码登录</w:t>
+              <w:t xml:space="preserve">微信内 JSAPI 支付 / 微信外 Native 扫码支付；退款；自动续费扣款</w:t>
             </w:r>
           </w:p>
         </w:tc>
@@ -637,7 +723,1341 @@
           <w:szCs w:val="30"/>
           <w:rFonts w:ascii="Arial" w:eastAsia="PingFang SC" w:hAnsi="Arial" w:cs="Arial"/>
         </w:rPr>
-        <w:t xml:space="preserve">二、微信内 / 微信外 双场景说明</w:t>
+        <w:t xml:space="preserve">二、需交付给 AI 问书的资料</w:t>
+      </w:r>
+    </w:p>
+    <w:p>
+      <w:pPr>
+        <w:spacing w:after="120" w:line="312"/>
+      </w:pPr>
+      <w:r>
+        <w:rPr>
+          <w:rFonts w:ascii="Arial" w:eastAsia="PingFang SC" w:hAnsi="Arial" w:cs="Arial"/>
+        </w:rPr>
+        <w:t xml:space="preserve">以下资料交付 AI 问书对接人，由平台在后台「机构配置 → 微信配置」录入。顺序与后台录入顺序一致，可逐项核对：</w:t>
+      </w:r>
+    </w:p>
+    <w:tbl>
+      <w:tblPr>
+        <w:tblW w:type="dxa" w:w="9360"/>
+        <w:tblBorders>
+          <w:top w:val="single" w:color="D9DCEA" w:sz="1"/>
+          <w:left w:val="single" w:color="D9DCEA" w:sz="1"/>
+          <w:bottom w:val="single" w:color="D9DCEA" w:sz="1"/>
+          <w:right w:val="single" w:color="D9DCEA" w:sz="1"/>
+          <w:insideH w:val="single" w:color="D9DCEA" w:sz="1"/>
+          <w:insideV w:val="single" w:color="D9DCEA" w:sz="1"/>
+        </w:tblBorders>
+      </w:tblPr>
+      <w:tblGrid>
+        <w:gridCol w:w="1500"/>
+        <w:gridCol w:w="2860"/>
+        <w:gridCol w:w="3300"/>
+        <w:gridCol w:w="1700"/>
+      </w:tblGrid>
+      <w:tr>
+        <w:trPr>
+          <w:tblHeader/>
+        </w:trPr>
+        <w:tc>
+          <w:tcPr>
+            <w:tcW w:type="dxa" w:w="1500"/>
+            <w:shd w:fill="3730A3" w:val="clear"/>
+            <w:tcMar>
+              <w:top w:type="dxa" w:w="80"/>
+              <w:left w:type="dxa" w:w="120"/>
+              <w:bottom w:type="dxa" w:w="80"/>
+              <w:right w:type="dxa" w:w="120"/>
+            </w:tcMar>
+            <w:vAlign w:val="center"/>
+          </w:tcPr>
+          <w:p>
+            <w:pPr>
+              <w:spacing w:after="0" w:line="288"/>
+            </w:pPr>
+            <w:r>
+              <w:rPr>
+                <w:b/>
+                <w:bCs/>
+                <w:color w:val="FFFFFF"/>
+                <w:sz w:val="21"/>
+                <w:szCs w:val="21"/>
+                <w:rFonts w:ascii="Arial" w:eastAsia="PingFang SC" w:hAnsi="Arial" w:cs="Arial"/>
+              </w:rPr>
+              <w:t xml:space="preserve">所属平台</w:t>
+            </w:r>
+          </w:p>
+        </w:tc>
+        <w:tc>
+          <w:tcPr>
+            <w:tcW w:type="dxa" w:w="2860"/>
+            <w:shd w:fill="3730A3" w:val="clear"/>
+            <w:tcMar>
+              <w:top w:type="dxa" w:w="80"/>
+              <w:left w:type="dxa" w:w="120"/>
+              <w:bottom w:type="dxa" w:w="80"/>
+              <w:right w:type="dxa" w:w="120"/>
+            </w:tcMar>
+            <w:vAlign w:val="center"/>
+          </w:tcPr>
+          <w:p>
+            <w:pPr>
+              <w:spacing w:after="0" w:line="288"/>
+            </w:pPr>
+            <w:r>
+              <w:rPr>
+                <w:b/>
+                <w:bCs/>
+                <w:color w:val="FFFFFF"/>
+                <w:sz w:val="21"/>
+                <w:szCs w:val="21"/>
+                <w:rFonts w:ascii="Arial" w:eastAsia="PingFang SC" w:hAnsi="Arial" w:cs="Arial"/>
+              </w:rPr>
+              <w:t xml:space="preserve">资料</w:t>
+            </w:r>
+          </w:p>
+        </w:tc>
+        <w:tc>
+          <w:tcPr>
+            <w:tcW w:type="dxa" w:w="3300"/>
+            <w:shd w:fill="3730A3" w:val="clear"/>
+            <w:tcMar>
+              <w:top w:type="dxa" w:w="80"/>
+              <w:left w:type="dxa" w:w="120"/>
+              <w:bottom w:type="dxa" w:w="80"/>
+              <w:right w:type="dxa" w:w="120"/>
+            </w:tcMar>
+            <w:vAlign w:val="center"/>
+          </w:tcPr>
+          <w:p>
+            <w:pPr>
+              <w:spacing w:after="0" w:line="288"/>
+            </w:pPr>
+            <w:r>
+              <w:rPr>
+                <w:b/>
+                <w:bCs/>
+                <w:color w:val="FFFFFF"/>
+                <w:sz w:val="21"/>
+                <w:szCs w:val="21"/>
+                <w:rFonts w:ascii="Arial" w:eastAsia="PingFang SC" w:hAnsi="Arial" w:cs="Arial"/>
+              </w:rPr>
+              <w:t xml:space="preserve">在哪里获取</w:t>
+            </w:r>
+          </w:p>
+        </w:tc>
+        <w:tc>
+          <w:tcPr>
+            <w:tcW w:type="dxa" w:w="1700"/>
+            <w:shd w:fill="3730A3" w:val="clear"/>
+            <w:tcMar>
+              <w:top w:type="dxa" w:w="80"/>
+              <w:left w:type="dxa" w:w="120"/>
+              <w:bottom w:type="dxa" w:w="80"/>
+              <w:right w:type="dxa" w:w="120"/>
+            </w:tcMar>
+            <w:vAlign w:val="center"/>
+          </w:tcPr>
+          <w:p>
+            <w:pPr>
+              <w:spacing w:after="0" w:line="288"/>
+            </w:pPr>
+            <w:r>
+              <w:rPr>
+                <w:b/>
+                <w:bCs/>
+                <w:color w:val="FFFFFF"/>
+                <w:sz w:val="21"/>
+                <w:szCs w:val="21"/>
+                <w:rFonts w:ascii="Arial" w:eastAsia="PingFang SC" w:hAnsi="Arial" w:cs="Arial"/>
+              </w:rPr>
+              <w:t xml:space="preserve">是否必需</w:t>
+            </w:r>
+          </w:p>
+        </w:tc>
+      </w:tr>
+      <w:tr>
+        <w:tc>
+          <w:tcPr>
+            <w:tcW w:type="dxa" w:w="1500"/>
+            <w:vMerge w:val="restart"/>
+            <w:tcMar>
+              <w:top w:type="dxa" w:w="80"/>
+              <w:left w:type="dxa" w:w="120"/>
+              <w:bottom w:type="dxa" w:w="80"/>
+              <w:right w:type="dxa" w:w="120"/>
+            </w:tcMar>
+            <w:vAlign w:val="center"/>
+          </w:tcPr>
+          <w:p>
+            <w:pPr>
+              <w:spacing w:after="0" w:line="288"/>
+            </w:pPr>
+            <w:r>
+              <w:rPr>
+                <w:b/>
+                <w:bCs/>
+                <w:sz w:val="21"/>
+                <w:szCs w:val="21"/>
+                <w:rFonts w:ascii="Arial" w:eastAsia="PingFang SC" w:hAnsi="Arial" w:cs="Arial"/>
+              </w:rPr>
+              <w:t xml:space="preserve">微信公众号</w:t>
+            </w:r>
+          </w:p>
+        </w:tc>
+        <w:tc>
+          <w:tcPr>
+            <w:tcW w:type="dxa" w:w="2860"/>
+            <w:tcMar>
+              <w:top w:type="dxa" w:w="80"/>
+              <w:left w:type="dxa" w:w="120"/>
+              <w:bottom w:type="dxa" w:w="80"/>
+              <w:right w:type="dxa" w:w="120"/>
+            </w:tcMar>
+            <w:vAlign w:val="center"/>
+          </w:tcPr>
+          <w:p>
+            <w:pPr>
+              <w:spacing w:after="0" w:line="288"/>
+            </w:pPr>
+            <w:r>
+              <w:rPr>
+                <w:b w:val="false"/>
+                <w:bCs w:val="false"/>
+                <w:sz w:val="21"/>
+                <w:szCs w:val="21"/>
+                <w:rFonts w:ascii="Arial" w:eastAsia="PingFang SC" w:hAnsi="Arial" w:cs="Arial"/>
+              </w:rPr>
+              <w:t xml:space="preserve">公众号名称</w:t>
+            </w:r>
+          </w:p>
+        </w:tc>
+        <w:tc>
+          <w:tcPr>
+            <w:tcW w:type="dxa" w:w="3300"/>
+            <w:tcMar>
+              <w:top w:type="dxa" w:w="80"/>
+              <w:left w:type="dxa" w:w="120"/>
+              <w:bottom w:type="dxa" w:w="80"/>
+              <w:right w:type="dxa" w:w="120"/>
+            </w:tcMar>
+            <w:vAlign w:val="center"/>
+          </w:tcPr>
+          <w:p>
+            <w:pPr>
+              <w:spacing w:after="0" w:line="288"/>
+            </w:pPr>
+            <w:r>
+              <w:rPr>
+                <w:b w:val="false"/>
+                <w:bCs w:val="false"/>
+                <w:sz w:val="21"/>
+                <w:szCs w:val="21"/>
+                <w:rFonts w:ascii="Arial" w:eastAsia="PingFang SC" w:hAnsi="Arial" w:cs="Arial"/>
+              </w:rPr>
+              <w:t xml:space="preserve">公众平台 → 设置与开发 → 账号设置</w:t>
+            </w:r>
+          </w:p>
+        </w:tc>
+        <w:tc>
+          <w:tcPr>
+            <w:tcW w:type="dxa" w:w="1700"/>
+            <w:tcMar>
+              <w:top w:type="dxa" w:w="80"/>
+              <w:left w:type="dxa" w:w="120"/>
+              <w:bottom w:type="dxa" w:w="80"/>
+              <w:right w:type="dxa" w:w="120"/>
+            </w:tcMar>
+            <w:vAlign w:val="center"/>
+          </w:tcPr>
+          <w:p>
+            <w:pPr>
+              <w:spacing w:after="0" w:line="288"/>
+            </w:pPr>
+            <w:r>
+              <w:rPr>
+                <w:b w:val="false"/>
+                <w:bCs w:val="false"/>
+                <w:sz w:val="21"/>
+                <w:szCs w:val="21"/>
+                <w:rFonts w:ascii="Arial" w:eastAsia="PingFang SC" w:hAnsi="Arial" w:cs="Arial"/>
+              </w:rPr>
+              <w:t xml:space="preserve">必需</w:t>
+            </w:r>
+          </w:p>
+        </w:tc>
+      </w:tr>
+      <w:tr>
+        <w:tc>
+          <w:tcPr>
+            <w:vMerge w:val="continue"/>
+          </w:tcPr>
+          <w:p/>
+        </w:tc>
+        <w:tc>
+          <w:tcPr>
+            <w:tcW w:type="dxa" w:w="2860"/>
+            <w:shd w:fill="F7F8FC" w:val="clear"/>
+            <w:tcMar>
+              <w:top w:type="dxa" w:w="80"/>
+              <w:left w:type="dxa" w:w="120"/>
+              <w:bottom w:type="dxa" w:w="80"/>
+              <w:right w:type="dxa" w:w="120"/>
+            </w:tcMar>
+            <w:vAlign w:val="center"/>
+          </w:tcPr>
+          <w:p>
+            <w:pPr>
+              <w:spacing w:after="0" w:line="288"/>
+            </w:pPr>
+            <w:r>
+              <w:rPr>
+                <w:b w:val="false"/>
+                <w:bCs w:val="false"/>
+                <w:sz w:val="21"/>
+                <w:szCs w:val="21"/>
+                <w:rFonts w:ascii="Arial" w:eastAsia="PingFang SC" w:hAnsi="Arial" w:cs="Arial"/>
+              </w:rPr>
+              <w:t xml:space="preserve">公众号 AppID、AppSecret</w:t>
+            </w:r>
+          </w:p>
+        </w:tc>
+        <w:tc>
+          <w:tcPr>
+            <w:tcW w:type="dxa" w:w="3300"/>
+            <w:shd w:fill="F7F8FC" w:val="clear"/>
+            <w:tcMar>
+              <w:top w:type="dxa" w:w="80"/>
+              <w:left w:type="dxa" w:w="120"/>
+              <w:bottom w:type="dxa" w:w="80"/>
+              <w:right w:type="dxa" w:w="120"/>
+            </w:tcMar>
+            <w:vAlign w:val="center"/>
+          </w:tcPr>
+          <w:p>
+            <w:pPr>
+              <w:spacing w:after="0" w:line="288"/>
+            </w:pPr>
+            <w:r>
+              <w:rPr>
+                <w:b w:val="false"/>
+                <w:bCs w:val="false"/>
+                <w:sz w:val="21"/>
+                <w:szCs w:val="21"/>
+                <w:rFonts w:ascii="Arial" w:eastAsia="PingFang SC" w:hAnsi="Arial" w:cs="Arial"/>
+              </w:rPr>
+              <w:t xml:space="preserve">公众平台 → 设置与开发 → 基本配置（AppSecret 仅生成 / 重置时可见，请当场保存）</w:t>
+            </w:r>
+          </w:p>
+        </w:tc>
+        <w:tc>
+          <w:tcPr>
+            <w:tcW w:type="dxa" w:w="1700"/>
+            <w:shd w:fill="F7F8FC" w:val="clear"/>
+            <w:tcMar>
+              <w:top w:type="dxa" w:w="80"/>
+              <w:left w:type="dxa" w:w="120"/>
+              <w:bottom w:type="dxa" w:w="80"/>
+              <w:right w:type="dxa" w:w="120"/>
+            </w:tcMar>
+            <w:vAlign w:val="center"/>
+          </w:tcPr>
+          <w:p>
+            <w:pPr>
+              <w:spacing w:after="0" w:line="288"/>
+            </w:pPr>
+            <w:r>
+              <w:rPr>
+                <w:b w:val="false"/>
+                <w:bCs w:val="false"/>
+                <w:sz w:val="21"/>
+                <w:szCs w:val="21"/>
+                <w:rFonts w:ascii="Arial" w:eastAsia="PingFang SC" w:hAnsi="Arial" w:cs="Arial"/>
+              </w:rPr>
+              <w:t xml:space="preserve">必需</w:t>
+            </w:r>
+          </w:p>
+        </w:tc>
+      </w:tr>
+      <w:tr>
+        <w:tc>
+          <w:tcPr>
+            <w:vMerge w:val="continue"/>
+          </w:tcPr>
+          <w:p/>
+        </w:tc>
+        <w:tc>
+          <w:tcPr>
+            <w:tcW w:type="dxa" w:w="2860"/>
+            <w:tcMar>
+              <w:top w:type="dxa" w:w="80"/>
+              <w:left w:type="dxa" w:w="120"/>
+              <w:bottom w:type="dxa" w:w="80"/>
+              <w:right w:type="dxa" w:w="120"/>
+            </w:tcMar>
+            <w:vAlign w:val="center"/>
+          </w:tcPr>
+          <w:p>
+            <w:pPr>
+              <w:spacing w:after="0" w:line="288"/>
+            </w:pPr>
+            <w:r>
+              <w:rPr>
+                <w:b w:val="false"/>
+                <w:bCs w:val="false"/>
+                <w:sz w:val="21"/>
+                <w:szCs w:val="21"/>
+                <w:rFonts w:ascii="Arial" w:eastAsia="PingFang SC" w:hAnsi="Arial" w:cs="Arial"/>
+              </w:rPr>
+              <w:t xml:space="preserve">网页授权回调地址</w:t>
+            </w:r>
+          </w:p>
+        </w:tc>
+        <w:tc>
+          <w:tcPr>
+            <w:tcW w:type="dxa" w:w="3300"/>
+            <w:tcMar>
+              <w:top w:type="dxa" w:w="80"/>
+              <w:left w:type="dxa" w:w="120"/>
+              <w:bottom w:type="dxa" w:w="80"/>
+              <w:right w:type="dxa" w:w="120"/>
+            </w:tcMar>
+            <w:vAlign w:val="center"/>
+          </w:tcPr>
+          <w:p>
+            <w:pPr>
+              <w:spacing w:after="0" w:line="288"/>
+            </w:pPr>
+            <w:r>
+              <w:rPr>
+                <w:b w:val="false"/>
+                <w:bCs w:val="false"/>
+                <w:sz w:val="21"/>
+                <w:szCs w:val="21"/>
+                <w:rFonts w:ascii="Arial" w:eastAsia="PingFang SC" w:hAnsi="Arial" w:cs="Arial"/>
+              </w:rPr>
+              <w:t xml:space="preserve">平台分配的完整 URL，双方核对与公众号后台配置一致</w:t>
+            </w:r>
+          </w:p>
+        </w:tc>
+        <w:tc>
+          <w:tcPr>
+            <w:tcW w:type="dxa" w:w="1700"/>
+            <w:tcMar>
+              <w:top w:type="dxa" w:w="80"/>
+              <w:left w:type="dxa" w:w="120"/>
+              <w:bottom w:type="dxa" w:w="80"/>
+              <w:right w:type="dxa" w:w="120"/>
+            </w:tcMar>
+            <w:vAlign w:val="center"/>
+          </w:tcPr>
+          <w:p>
+            <w:pPr>
+              <w:spacing w:after="0" w:line="288"/>
+            </w:pPr>
+            <w:r>
+              <w:rPr>
+                <w:b w:val="false"/>
+                <w:bCs w:val="false"/>
+                <w:sz w:val="21"/>
+                <w:szCs w:val="21"/>
+                <w:rFonts w:ascii="Arial" w:eastAsia="PingFang SC" w:hAnsi="Arial" w:cs="Arial"/>
+              </w:rPr>
+              <w:t xml:space="preserve">必需</w:t>
+            </w:r>
+          </w:p>
+        </w:tc>
+      </w:tr>
+      <w:tr>
+        <w:tc>
+          <w:tcPr>
+            <w:vMerge w:val="continue"/>
+          </w:tcPr>
+          <w:p/>
+        </w:tc>
+        <w:tc>
+          <w:tcPr>
+            <w:tcW w:type="dxa" w:w="2860"/>
+            <w:shd w:fill="F7F8FC" w:val="clear"/>
+            <w:tcMar>
+              <w:top w:type="dxa" w:w="80"/>
+              <w:left w:type="dxa" w:w="120"/>
+              <w:bottom w:type="dxa" w:w="80"/>
+              <w:right w:type="dxa" w:w="120"/>
+            </w:tcMar>
+            <w:vAlign w:val="center"/>
+          </w:tcPr>
+          <w:p>
+            <w:pPr>
+              <w:spacing w:after="0" w:line="288"/>
+            </w:pPr>
+            <w:r>
+              <w:rPr>
+                <w:b w:val="false"/>
+                <w:bCs w:val="false"/>
+                <w:sz w:val="21"/>
+                <w:szCs w:val="21"/>
+                <w:rFonts w:ascii="Arial" w:eastAsia="PingFang SC" w:hAnsi="Arial" w:cs="Arial"/>
+              </w:rPr>
+              <w:t xml:space="preserve">域名校验文件 MP_verify_xxx.txt</w:t>
+            </w:r>
+          </w:p>
+        </w:tc>
+        <w:tc>
+          <w:tcPr>
+            <w:tcW w:type="dxa" w:w="3300"/>
+            <w:shd w:fill="F7F8FC" w:val="clear"/>
+            <w:tcMar>
+              <w:top w:type="dxa" w:w="80"/>
+              <w:left w:type="dxa" w:w="120"/>
+              <w:bottom w:type="dxa" w:w="80"/>
+              <w:right w:type="dxa" w:w="120"/>
+            </w:tcMar>
+            <w:vAlign w:val="center"/>
+          </w:tcPr>
+          <w:p>
+            <w:pPr>
+              <w:spacing w:after="0" w:line="288"/>
+            </w:pPr>
+            <w:r>
+              <w:rPr>
+                <w:b w:val="false"/>
+                <w:bCs w:val="false"/>
+                <w:sz w:val="21"/>
+                <w:szCs w:val="21"/>
+                <w:rFonts w:ascii="Arial" w:eastAsia="PingFang SC" w:hAnsi="Arial" w:cs="Arial"/>
+              </w:rPr>
+              <w:t xml:space="preserve">公众平台 → 网页授权域名设置处下载</w:t>
+            </w:r>
+          </w:p>
+        </w:tc>
+        <w:tc>
+          <w:tcPr>
+            <w:tcW w:type="dxa" w:w="1700"/>
+            <w:shd w:fill="F7F8FC" w:val="clear"/>
+            <w:tcMar>
+              <w:top w:type="dxa" w:w="80"/>
+              <w:left w:type="dxa" w:w="120"/>
+              <w:bottom w:type="dxa" w:w="80"/>
+              <w:right w:type="dxa" w:w="120"/>
+            </w:tcMar>
+            <w:vAlign w:val="center"/>
+          </w:tcPr>
+          <w:p>
+            <w:pPr>
+              <w:spacing w:after="0" w:line="288"/>
+            </w:pPr>
+            <w:r>
+              <w:rPr>
+                <w:b w:val="false"/>
+                <w:bCs w:val="false"/>
+                <w:sz w:val="21"/>
+                <w:szCs w:val="21"/>
+                <w:rFonts w:ascii="Arial" w:eastAsia="PingFang SC" w:hAnsi="Arial" w:cs="Arial"/>
+              </w:rPr>
+              <w:t xml:space="preserve">必需</w:t>
+            </w:r>
+          </w:p>
+        </w:tc>
+      </w:tr>
+      <w:tr>
+        <w:tc>
+          <w:tcPr>
+            <w:tcW w:type="dxa" w:w="1500"/>
+            <w:vMerge w:val="restart"/>
+            <w:tcMar>
+              <w:top w:type="dxa" w:w="80"/>
+              <w:left w:type="dxa" w:w="120"/>
+              <w:bottom w:type="dxa" w:w="80"/>
+              <w:right w:type="dxa" w:w="120"/>
+            </w:tcMar>
+            <w:vAlign w:val="center"/>
+          </w:tcPr>
+          <w:p>
+            <w:pPr>
+              <w:spacing w:after="0" w:line="288"/>
+            </w:pPr>
+            <w:r>
+              <w:rPr>
+                <w:b/>
+                <w:bCs/>
+                <w:sz w:val="21"/>
+                <w:szCs w:val="21"/>
+                <w:rFonts w:ascii="Arial" w:eastAsia="PingFang SC" w:hAnsi="Arial" w:cs="Arial"/>
+              </w:rPr>
+              <w:t xml:space="preserve">微信开放平台</w:t>
+            </w:r>
+          </w:p>
+        </w:tc>
+        <w:tc>
+          <w:tcPr>
+            <w:tcW w:type="dxa" w:w="2860"/>
+            <w:tcMar>
+              <w:top w:type="dxa" w:w="80"/>
+              <w:left w:type="dxa" w:w="120"/>
+              <w:bottom w:type="dxa" w:w="80"/>
+              <w:right w:type="dxa" w:w="120"/>
+            </w:tcMar>
+            <w:vAlign w:val="center"/>
+          </w:tcPr>
+          <w:p>
+            <w:pPr>
+              <w:spacing w:after="0" w:line="288"/>
+            </w:pPr>
+            <w:r>
+              <w:rPr>
+                <w:b w:val="false"/>
+                <w:bCs w:val="false"/>
+                <w:sz w:val="21"/>
+                <w:szCs w:val="21"/>
+                <w:rFonts w:ascii="Arial" w:eastAsia="PingFang SC" w:hAnsi="Arial" w:cs="Arial"/>
+              </w:rPr>
+              <w:t xml:space="preserve">网站应用 AppID、AppSecret</w:t>
+            </w:r>
+          </w:p>
+        </w:tc>
+        <w:tc>
+          <w:tcPr>
+            <w:tcW w:type="dxa" w:w="3300"/>
+            <w:tcMar>
+              <w:top w:type="dxa" w:w="80"/>
+              <w:left w:type="dxa" w:w="120"/>
+              <w:bottom w:type="dxa" w:w="80"/>
+              <w:right w:type="dxa" w:w="120"/>
+            </w:tcMar>
+            <w:vAlign w:val="center"/>
+          </w:tcPr>
+          <w:p>
+            <w:pPr>
+              <w:spacing w:after="0" w:line="288"/>
+            </w:pPr>
+            <w:r>
+              <w:rPr>
+                <w:b w:val="false"/>
+                <w:bCs w:val="false"/>
+                <w:sz w:val="21"/>
+                <w:szCs w:val="21"/>
+                <w:rFonts w:ascii="Arial" w:eastAsia="PingFang SC" w:hAnsi="Arial" w:cs="Arial"/>
+              </w:rPr>
+              <w:t xml:space="preserve">开放平台 → 管理中心 → 网站应用</w:t>
+            </w:r>
+          </w:p>
+        </w:tc>
+        <w:tc>
+          <w:tcPr>
+            <w:tcW w:type="dxa" w:w="1700"/>
+            <w:tcMar>
+              <w:top w:type="dxa" w:w="80"/>
+              <w:left w:type="dxa" w:w="120"/>
+              <w:bottom w:type="dxa" w:w="80"/>
+              <w:right w:type="dxa" w:w="120"/>
+            </w:tcMar>
+            <w:vAlign w:val="center"/>
+          </w:tcPr>
+          <w:p>
+            <w:pPr>
+              <w:spacing w:after="0" w:line="288"/>
+            </w:pPr>
+            <w:r>
+              <w:rPr>
+                <w:b w:val="false"/>
+                <w:bCs w:val="false"/>
+                <w:sz w:val="21"/>
+                <w:szCs w:val="21"/>
+                <w:rFonts w:ascii="Arial" w:eastAsia="PingFang SC" w:hAnsi="Arial" w:cs="Arial"/>
+              </w:rPr>
+              <w:t xml:space="preserve">必需</w:t>
+            </w:r>
+          </w:p>
+        </w:tc>
+      </w:tr>
+      <w:tr>
+        <w:tc>
+          <w:tcPr>
+            <w:vMerge w:val="continue"/>
+          </w:tcPr>
+          <w:p/>
+        </w:tc>
+        <w:tc>
+          <w:tcPr>
+            <w:tcW w:type="dxa" w:w="2860"/>
+            <w:shd w:fill="F7F8FC" w:val="clear"/>
+            <w:tcMar>
+              <w:top w:type="dxa" w:w="80"/>
+              <w:left w:type="dxa" w:w="120"/>
+              <w:bottom w:type="dxa" w:w="80"/>
+              <w:right w:type="dxa" w:w="120"/>
+            </w:tcMar>
+            <w:vAlign w:val="center"/>
+          </w:tcPr>
+          <w:p>
+            <w:pPr>
+              <w:spacing w:after="0" w:line="288"/>
+            </w:pPr>
+            <w:r>
+              <w:rPr>
+                <w:b w:val="false"/>
+                <w:bCs w:val="false"/>
+                <w:sz w:val="21"/>
+                <w:szCs w:val="21"/>
+                <w:rFonts w:ascii="Arial" w:eastAsia="PingFang SC" w:hAnsi="Arial" w:cs="Arial"/>
+              </w:rPr>
+              <w:t xml:space="preserve">授权回调地址</w:t>
+            </w:r>
+          </w:p>
+        </w:tc>
+        <w:tc>
+          <w:tcPr>
+            <w:tcW w:type="dxa" w:w="3300"/>
+            <w:shd w:fill="F7F8FC" w:val="clear"/>
+            <w:tcMar>
+              <w:top w:type="dxa" w:w="80"/>
+              <w:left w:type="dxa" w:w="120"/>
+              <w:bottom w:type="dxa" w:w="80"/>
+              <w:right w:type="dxa" w:w="120"/>
+            </w:tcMar>
+            <w:vAlign w:val="center"/>
+          </w:tcPr>
+          <w:p>
+            <w:pPr>
+              <w:spacing w:after="0" w:line="288"/>
+            </w:pPr>
+            <w:r>
+              <w:rPr>
+                <w:b w:val="false"/>
+                <w:bCs w:val="false"/>
+                <w:sz w:val="21"/>
+                <w:szCs w:val="21"/>
+                <w:rFonts w:ascii="Arial" w:eastAsia="PingFang SC" w:hAnsi="Arial" w:cs="Arial"/>
+              </w:rPr>
+              <w:t xml:space="preserve">平台分配的完整 URL，双方核对与网站应用配置一致</w:t>
+            </w:r>
+          </w:p>
+        </w:tc>
+        <w:tc>
+          <w:tcPr>
+            <w:tcW w:type="dxa" w:w="1700"/>
+            <w:shd w:fill="F7F8FC" w:val="clear"/>
+            <w:tcMar>
+              <w:top w:type="dxa" w:w="80"/>
+              <w:left w:type="dxa" w:w="120"/>
+              <w:bottom w:type="dxa" w:w="80"/>
+              <w:right w:type="dxa" w:w="120"/>
+            </w:tcMar>
+            <w:vAlign w:val="center"/>
+          </w:tcPr>
+          <w:p>
+            <w:pPr>
+              <w:spacing w:after="0" w:line="288"/>
+            </w:pPr>
+            <w:r>
+              <w:rPr>
+                <w:b w:val="false"/>
+                <w:bCs w:val="false"/>
+                <w:sz w:val="21"/>
+                <w:szCs w:val="21"/>
+                <w:rFonts w:ascii="Arial" w:eastAsia="PingFang SC" w:hAnsi="Arial" w:cs="Arial"/>
+              </w:rPr>
+              <w:t xml:space="preserve">必需</w:t>
+            </w:r>
+          </w:p>
+        </w:tc>
+      </w:tr>
+      <w:tr>
+        <w:tc>
+          <w:tcPr>
+            <w:tcW w:type="dxa" w:w="1500"/>
+            <w:vMerge w:val="restart"/>
+            <w:tcMar>
+              <w:top w:type="dxa" w:w="80"/>
+              <w:left w:type="dxa" w:w="120"/>
+              <w:bottom w:type="dxa" w:w="80"/>
+              <w:right w:type="dxa" w:w="120"/>
+            </w:tcMar>
+            <w:vAlign w:val="center"/>
+          </w:tcPr>
+          <w:p>
+            <w:pPr>
+              <w:spacing w:after="0" w:line="288"/>
+            </w:pPr>
+            <w:r>
+              <w:rPr>
+                <w:b/>
+                <w:bCs/>
+                <w:sz w:val="21"/>
+                <w:szCs w:val="21"/>
+                <w:rFonts w:ascii="Arial" w:eastAsia="PingFang SC" w:hAnsi="Arial" w:cs="Arial"/>
+              </w:rPr>
+              <w:t xml:space="preserve">微信支付</w:t>
+            </w:r>
+          </w:p>
+        </w:tc>
+        <w:tc>
+          <w:tcPr>
+            <w:tcW w:type="dxa" w:w="2860"/>
+            <w:tcMar>
+              <w:top w:type="dxa" w:w="80"/>
+              <w:left w:type="dxa" w:w="120"/>
+              <w:bottom w:type="dxa" w:w="80"/>
+              <w:right w:type="dxa" w:w="120"/>
+            </w:tcMar>
+            <w:vAlign w:val="center"/>
+          </w:tcPr>
+          <w:p>
+            <w:pPr>
+              <w:spacing w:after="0" w:line="288"/>
+            </w:pPr>
+            <w:r>
+              <w:rPr>
+                <w:b w:val="false"/>
+                <w:bCs w:val="false"/>
+                <w:sz w:val="21"/>
+                <w:szCs w:val="21"/>
+                <w:rFonts w:ascii="Arial" w:eastAsia="PingFang SC" w:hAnsi="Arial" w:cs="Arial"/>
+              </w:rPr>
+              <w:t xml:space="preserve">商户号 MchID</w:t>
+            </w:r>
+          </w:p>
+        </w:tc>
+        <w:tc>
+          <w:tcPr>
+            <w:tcW w:type="dxa" w:w="3300"/>
+            <w:tcMar>
+              <w:top w:type="dxa" w:w="80"/>
+              <w:left w:type="dxa" w:w="120"/>
+              <w:bottom w:type="dxa" w:w="80"/>
+              <w:right w:type="dxa" w:w="120"/>
+            </w:tcMar>
+            <w:vAlign w:val="center"/>
+          </w:tcPr>
+          <w:p>
+            <w:pPr>
+              <w:spacing w:after="0" w:line="288"/>
+            </w:pPr>
+            <w:r>
+              <w:rPr>
+                <w:b w:val="false"/>
+                <w:bCs w:val="false"/>
+                <w:sz w:val="21"/>
+                <w:szCs w:val="21"/>
+                <w:rFonts w:ascii="Arial" w:eastAsia="PingFang SC" w:hAnsi="Arial" w:cs="Arial"/>
+              </w:rPr>
+              <w:t xml:space="preserve">商户平台 → 账户中心 → 商户信息</w:t>
+            </w:r>
+          </w:p>
+        </w:tc>
+        <w:tc>
+          <w:tcPr>
+            <w:tcW w:type="dxa" w:w="1700"/>
+            <w:tcMar>
+              <w:top w:type="dxa" w:w="80"/>
+              <w:left w:type="dxa" w:w="120"/>
+              <w:bottom w:type="dxa" w:w="80"/>
+              <w:right w:type="dxa" w:w="120"/>
+            </w:tcMar>
+            <w:vAlign w:val="center"/>
+          </w:tcPr>
+          <w:p>
+            <w:pPr>
+              <w:spacing w:after="0" w:line="288"/>
+            </w:pPr>
+            <w:r>
+              <w:rPr>
+                <w:b w:val="false"/>
+                <w:bCs w:val="false"/>
+                <w:sz w:val="21"/>
+                <w:szCs w:val="21"/>
+                <w:rFonts w:ascii="Arial" w:eastAsia="PingFang SC" w:hAnsi="Arial" w:cs="Arial"/>
+              </w:rPr>
+              <w:t xml:space="preserve">必需</w:t>
+            </w:r>
+          </w:p>
+        </w:tc>
+      </w:tr>
+      <w:tr>
+        <w:tc>
+          <w:tcPr>
+            <w:vMerge w:val="continue"/>
+          </w:tcPr>
+          <w:p/>
+        </w:tc>
+        <w:tc>
+          <w:tcPr>
+            <w:tcW w:type="dxa" w:w="2860"/>
+            <w:shd w:fill="F7F8FC" w:val="clear"/>
+            <w:tcMar>
+              <w:top w:type="dxa" w:w="80"/>
+              <w:left w:type="dxa" w:w="120"/>
+              <w:bottom w:type="dxa" w:w="80"/>
+              <w:right w:type="dxa" w:w="120"/>
+            </w:tcMar>
+            <w:vAlign w:val="center"/>
+          </w:tcPr>
+          <w:p>
+            <w:pPr>
+              <w:spacing w:after="0" w:line="288"/>
+            </w:pPr>
+            <w:r>
+              <w:rPr>
+                <w:b w:val="false"/>
+                <w:bCs w:val="false"/>
+                <w:sz w:val="21"/>
+                <w:szCs w:val="21"/>
+                <w:rFonts w:ascii="Arial" w:eastAsia="PingFang SC" w:hAnsi="Arial" w:cs="Arial"/>
+              </w:rPr>
+              <w:t xml:space="preserve">APIv2 密钥</w:t>
+            </w:r>
+          </w:p>
+        </w:tc>
+        <w:tc>
+          <w:tcPr>
+            <w:tcW w:type="dxa" w:w="3300"/>
+            <w:shd w:fill="F7F8FC" w:val="clear"/>
+            <w:tcMar>
+              <w:top w:type="dxa" w:w="80"/>
+              <w:left w:type="dxa" w:w="120"/>
+              <w:bottom w:type="dxa" w:w="80"/>
+              <w:right w:type="dxa" w:w="120"/>
+            </w:tcMar>
+            <w:vAlign w:val="center"/>
+          </w:tcPr>
+          <w:p>
+            <w:pPr>
+              <w:spacing w:after="0" w:line="288"/>
+            </w:pPr>
+            <w:r>
+              <w:rPr>
+                <w:b w:val="false"/>
+                <w:bCs w:val="false"/>
+                <w:sz w:val="21"/>
+                <w:szCs w:val="21"/>
+                <w:rFonts w:ascii="Arial" w:eastAsia="PingFang SC" w:hAnsi="Arial" w:cs="Arial"/>
+              </w:rPr>
+              <w:t xml:space="preserve">商户平台 → 账户中心 → API 安全（32 位）</w:t>
+            </w:r>
+          </w:p>
+        </w:tc>
+        <w:tc>
+          <w:tcPr>
+            <w:tcW w:type="dxa" w:w="1700"/>
+            <w:shd w:fill="F7F8FC" w:val="clear"/>
+            <w:tcMar>
+              <w:top w:type="dxa" w:w="80"/>
+              <w:left w:type="dxa" w:w="120"/>
+              <w:bottom w:type="dxa" w:w="80"/>
+              <w:right w:type="dxa" w:w="120"/>
+            </w:tcMar>
+            <w:vAlign w:val="center"/>
+          </w:tcPr>
+          <w:p>
+            <w:pPr>
+              <w:spacing w:after="0" w:line="288"/>
+            </w:pPr>
+            <w:r>
+              <w:rPr>
+                <w:b w:val="false"/>
+                <w:bCs w:val="false"/>
+                <w:sz w:val="21"/>
+                <w:szCs w:val="21"/>
+                <w:rFonts w:ascii="Arial" w:eastAsia="PingFang SC" w:hAnsi="Arial" w:cs="Arial"/>
+              </w:rPr>
+              <w:t xml:space="preserve">开通自动续费时必需</w:t>
+            </w:r>
+          </w:p>
+        </w:tc>
+      </w:tr>
+      <w:tr>
+        <w:tc>
+          <w:tcPr>
+            <w:vMerge w:val="continue"/>
+          </w:tcPr>
+          <w:p/>
+        </w:tc>
+        <w:tc>
+          <w:tcPr>
+            <w:tcW w:type="dxa" w:w="2860"/>
+            <w:tcMar>
+              <w:top w:type="dxa" w:w="80"/>
+              <w:left w:type="dxa" w:w="120"/>
+              <w:bottom w:type="dxa" w:w="80"/>
+              <w:right w:type="dxa" w:w="120"/>
+            </w:tcMar>
+            <w:vAlign w:val="center"/>
+          </w:tcPr>
+          <w:p>
+            <w:pPr>
+              <w:spacing w:after="0" w:line="288"/>
+            </w:pPr>
+            <w:r>
+              <w:rPr>
+                <w:b w:val="false"/>
+                <w:bCs w:val="false"/>
+                <w:sz w:val="21"/>
+                <w:szCs w:val="21"/>
+                <w:rFonts w:ascii="Arial" w:eastAsia="PingFang SC" w:hAnsi="Arial" w:cs="Arial"/>
+              </w:rPr>
+              <w:t xml:space="preserve">APIv3 密钥</w:t>
+            </w:r>
+          </w:p>
+        </w:tc>
+        <w:tc>
+          <w:tcPr>
+            <w:tcW w:type="dxa" w:w="3300"/>
+            <w:tcMar>
+              <w:top w:type="dxa" w:w="80"/>
+              <w:left w:type="dxa" w:w="120"/>
+              <w:bottom w:type="dxa" w:w="80"/>
+              <w:right w:type="dxa" w:w="120"/>
+            </w:tcMar>
+            <w:vAlign w:val="center"/>
+          </w:tcPr>
+          <w:p>
+            <w:pPr>
+              <w:spacing w:after="0" w:line="288"/>
+            </w:pPr>
+            <w:r>
+              <w:rPr>
+                <w:b w:val="false"/>
+                <w:bCs w:val="false"/>
+                <w:sz w:val="21"/>
+                <w:szCs w:val="21"/>
+                <w:rFonts w:ascii="Arial" w:eastAsia="PingFang SC" w:hAnsi="Arial" w:cs="Arial"/>
+              </w:rPr>
+              <w:t xml:space="preserve">同上</w:t>
+            </w:r>
+          </w:p>
+        </w:tc>
+        <w:tc>
+          <w:tcPr>
+            <w:tcW w:type="dxa" w:w="1700"/>
+            <w:tcMar>
+              <w:top w:type="dxa" w:w="80"/>
+              <w:left w:type="dxa" w:w="120"/>
+              <w:bottom w:type="dxa" w:w="80"/>
+              <w:right w:type="dxa" w:w="120"/>
+            </w:tcMar>
+            <w:vAlign w:val="center"/>
+          </w:tcPr>
+          <w:p>
+            <w:pPr>
+              <w:spacing w:after="0" w:line="288"/>
+            </w:pPr>
+            <w:r>
+              <w:rPr>
+                <w:b w:val="false"/>
+                <w:bCs w:val="false"/>
+                <w:sz w:val="21"/>
+                <w:szCs w:val="21"/>
+                <w:rFonts w:ascii="Arial" w:eastAsia="PingFang SC" w:hAnsi="Arial" w:cs="Arial"/>
+              </w:rPr>
+              <w:t xml:space="preserve">必需</w:t>
+            </w:r>
+          </w:p>
+        </w:tc>
+      </w:tr>
+      <w:tr>
+        <w:tc>
+          <w:tcPr>
+            <w:vMerge w:val="continue"/>
+          </w:tcPr>
+          <w:p/>
+        </w:tc>
+        <w:tc>
+          <w:tcPr>
+            <w:tcW w:type="dxa" w:w="2860"/>
+            <w:shd w:fill="F7F8FC" w:val="clear"/>
+            <w:tcMar>
+              <w:top w:type="dxa" w:w="80"/>
+              <w:left w:type="dxa" w:w="120"/>
+              <w:bottom w:type="dxa" w:w="80"/>
+              <w:right w:type="dxa" w:w="120"/>
+            </w:tcMar>
+            <w:vAlign w:val="center"/>
+          </w:tcPr>
+          <w:p>
+            <w:pPr>
+              <w:spacing w:after="0" w:line="288"/>
+            </w:pPr>
+            <w:r>
+              <w:rPr>
+                <w:b w:val="false"/>
+                <w:bCs w:val="false"/>
+                <w:sz w:val="21"/>
+                <w:szCs w:val="21"/>
+                <w:rFonts w:ascii="Arial" w:eastAsia="PingFang SC" w:hAnsi="Arial" w:cs="Arial"/>
+              </w:rPr>
+              <w:t xml:space="preserve">商户 API 证书 apiclient_cert.pem + 商户 API 私钥 apiclient_key.pem</w:t>
+            </w:r>
+          </w:p>
+        </w:tc>
+        <w:tc>
+          <w:tcPr>
+            <w:tcW w:type="dxa" w:w="3300"/>
+            <w:shd w:fill="F7F8FC" w:val="clear"/>
+            <w:tcMar>
+              <w:top w:type="dxa" w:w="80"/>
+              <w:left w:type="dxa" w:w="120"/>
+              <w:bottom w:type="dxa" w:w="80"/>
+              <w:right w:type="dxa" w:w="120"/>
+            </w:tcMar>
+            <w:vAlign w:val="center"/>
+          </w:tcPr>
+          <w:p>
+            <w:pPr>
+              <w:spacing w:after="0" w:line="288"/>
+            </w:pPr>
+            <w:r>
+              <w:rPr>
+                <w:b w:val="false"/>
+                <w:bCs w:val="false"/>
+                <w:sz w:val="21"/>
+                <w:szCs w:val="21"/>
+                <w:rFonts w:ascii="Arial" w:eastAsia="PingFang SC" w:hAnsi="Arial" w:cs="Arial"/>
+              </w:rPr>
+              <w:t xml:space="preserve">API 安全 → 申请 API 证书（两个文件成对下载、成对交付）</w:t>
+            </w:r>
+          </w:p>
+        </w:tc>
+        <w:tc>
+          <w:tcPr>
+            <w:tcW w:type="dxa" w:w="1700"/>
+            <w:shd w:fill="F7F8FC" w:val="clear"/>
+            <w:tcMar>
+              <w:top w:type="dxa" w:w="80"/>
+              <w:left w:type="dxa" w:w="120"/>
+              <w:bottom w:type="dxa" w:w="80"/>
+              <w:right w:type="dxa" w:w="120"/>
+            </w:tcMar>
+            <w:vAlign w:val="center"/>
+          </w:tcPr>
+          <w:p>
+            <w:pPr>
+              <w:spacing w:after="0" w:line="288"/>
+            </w:pPr>
+            <w:r>
+              <w:rPr>
+                <w:b w:val="false"/>
+                <w:bCs w:val="false"/>
+                <w:sz w:val="21"/>
+                <w:szCs w:val="21"/>
+                <w:rFonts w:ascii="Arial" w:eastAsia="PingFang SC" w:hAnsi="Arial" w:cs="Arial"/>
+              </w:rPr>
+              <w:t xml:space="preserve">必需</w:t>
+            </w:r>
+          </w:p>
+        </w:tc>
+      </w:tr>
+      <w:tr>
+        <w:tc>
+          <w:tcPr>
+            <w:vMerge w:val="continue"/>
+          </w:tcPr>
+          <w:p/>
+        </w:tc>
+        <w:tc>
+          <w:tcPr>
+            <w:tcW w:type="dxa" w:w="2860"/>
+            <w:tcMar>
+              <w:top w:type="dxa" w:w="80"/>
+              <w:left w:type="dxa" w:w="120"/>
+              <w:bottom w:type="dxa" w:w="80"/>
+              <w:right w:type="dxa" w:w="120"/>
+            </w:tcMar>
+            <w:vAlign w:val="center"/>
+          </w:tcPr>
+          <w:p>
+            <w:pPr>
+              <w:spacing w:after="0" w:line="288"/>
+            </w:pPr>
+            <w:r>
+              <w:rPr>
+                <w:b w:val="false"/>
+                <w:bCs w:val="false"/>
+                <w:sz w:val="21"/>
+                <w:szCs w:val="21"/>
+                <w:rFonts w:ascii="Arial" w:eastAsia="PingFang SC" w:hAnsi="Arial" w:cs="Arial"/>
+              </w:rPr>
+              <w:t xml:space="preserve">微信支付公钥 ID（PUB_KEY_ID_ 开头）+ 公钥文件 pub_key.pem</w:t>
+            </w:r>
+          </w:p>
+        </w:tc>
+        <w:tc>
+          <w:tcPr>
+            <w:tcW w:type="dxa" w:w="3300"/>
+            <w:tcMar>
+              <w:top w:type="dxa" w:w="80"/>
+              <w:left w:type="dxa" w:w="120"/>
+              <w:bottom w:type="dxa" w:w="80"/>
+              <w:right w:type="dxa" w:w="120"/>
+            </w:tcMar>
+            <w:vAlign w:val="center"/>
+          </w:tcPr>
+          <w:p>
+            <w:pPr>
+              <w:spacing w:after="0" w:line="288"/>
+            </w:pPr>
+            <w:r>
+              <w:rPr>
+                <w:b w:val="false"/>
+                <w:bCs w:val="false"/>
+                <w:sz w:val="21"/>
+                <w:szCs w:val="21"/>
+                <w:rFonts w:ascii="Arial" w:eastAsia="PingFang SC" w:hAnsi="Arial" w:cs="Arial"/>
+              </w:rPr>
+              <w:t xml:space="preserve">API 安全 → 微信支付公钥</w:t>
+            </w:r>
+          </w:p>
+        </w:tc>
+        <w:tc>
+          <w:tcPr>
+            <w:tcW w:type="dxa" w:w="1700"/>
+            <w:tcMar>
+              <w:top w:type="dxa" w:w="80"/>
+              <w:left w:type="dxa" w:w="120"/>
+              <w:bottom w:type="dxa" w:w="80"/>
+              <w:right w:type="dxa" w:w="120"/>
+            </w:tcMar>
+            <w:vAlign w:val="center"/>
+          </w:tcPr>
+          <w:p>
+            <w:pPr>
+              <w:spacing w:after="0" w:line="288"/>
+            </w:pPr>
+            <w:r>
+              <w:rPr>
+                <w:b w:val="false"/>
+                <w:bCs w:val="false"/>
+                <w:sz w:val="21"/>
+                <w:szCs w:val="21"/>
+                <w:rFonts w:ascii="Arial" w:eastAsia="PingFang SC" w:hAnsi="Arial" w:cs="Arial"/>
+              </w:rPr>
+              <w:t xml:space="preserve">商户号已发放公钥时必需（2024 年起新注册商户默认发放）</w:t>
+            </w:r>
+          </w:p>
+        </w:tc>
+      </w:tr>
+      <w:tr>
+        <w:tc>
+          <w:tcPr>
+            <w:vMerge w:val="continue"/>
+          </w:tcPr>
+          <w:p/>
+        </w:tc>
+        <w:tc>
+          <w:tcPr>
+            <w:tcW w:type="dxa" w:w="2860"/>
+            <w:shd w:fill="F7F8FC" w:val="clear"/>
+            <w:tcMar>
+              <w:top w:type="dxa" w:w="80"/>
+              <w:left w:type="dxa" w:w="120"/>
+              <w:bottom w:type="dxa" w:w="80"/>
+              <w:right w:type="dxa" w:w="120"/>
+            </w:tcMar>
+            <w:vAlign w:val="center"/>
+          </w:tcPr>
+          <w:p>
+            <w:pPr>
+              <w:spacing w:after="0" w:line="288"/>
+            </w:pPr>
+            <w:r>
+              <w:rPr>
+                <w:b w:val="false"/>
+                <w:bCs w:val="false"/>
+                <w:sz w:val="21"/>
+                <w:szCs w:val="21"/>
+                <w:rFonts w:ascii="Arial" w:eastAsia="PingFang SC" w:hAnsi="Arial" w:cs="Arial"/>
+              </w:rPr>
+              <w:t xml:space="preserve">委托代扣包月模板 ID</w:t>
+            </w:r>
+          </w:p>
+        </w:tc>
+        <w:tc>
+          <w:tcPr>
+            <w:tcW w:type="dxa" w:w="3300"/>
+            <w:shd w:fill="F7F8FC" w:val="clear"/>
+            <w:tcMar>
+              <w:top w:type="dxa" w:w="80"/>
+              <w:left w:type="dxa" w:w="120"/>
+              <w:bottom w:type="dxa" w:w="80"/>
+              <w:right w:type="dxa" w:w="120"/>
+            </w:tcMar>
+            <w:vAlign w:val="center"/>
+          </w:tcPr>
+          <w:p>
+            <w:pPr>
+              <w:spacing w:after="0" w:line="288"/>
+            </w:pPr>
+            <w:r>
+              <w:rPr>
+                <w:b w:val="false"/>
+                <w:bCs w:val="false"/>
+                <w:sz w:val="21"/>
+                <w:szCs w:val="21"/>
+                <w:rFonts w:ascii="Arial" w:eastAsia="PingFang SC" w:hAnsi="Arial" w:cs="Arial"/>
+              </w:rPr>
+              <w:t xml:space="preserve">委托代扣签约模板审核通过后获取</w:t>
+            </w:r>
+          </w:p>
+        </w:tc>
+        <w:tc>
+          <w:tcPr>
+            <w:tcW w:type="dxa" w:w="1700"/>
+            <w:shd w:fill="F7F8FC" w:val="clear"/>
+            <w:tcMar>
+              <w:top w:type="dxa" w:w="80"/>
+              <w:left w:type="dxa" w:w="120"/>
+              <w:bottom w:type="dxa" w:w="80"/>
+              <w:right w:type="dxa" w:w="120"/>
+            </w:tcMar>
+            <w:vAlign w:val="center"/>
+          </w:tcPr>
+          <w:p>
+            <w:pPr>
+              <w:spacing w:after="0" w:line="288"/>
+            </w:pPr>
+            <w:r>
+              <w:rPr>
+                <w:b w:val="false"/>
+                <w:bCs w:val="false"/>
+                <w:sz w:val="21"/>
+                <w:szCs w:val="21"/>
+                <w:rFonts w:ascii="Arial" w:eastAsia="PingFang SC" w:hAnsi="Arial" w:cs="Arial"/>
+              </w:rPr>
+              <w:t xml:space="preserve">开通自动续费时必需</w:t>
+            </w:r>
+          </w:p>
+        </w:tc>
+      </w:tr>
+    </w:tbl>
+    <w:p>
+      <w:pPr>
+        <w:spacing w:after="120" w:line="300"/>
+      </w:pPr>
+      <w:r>
+        <w:rPr>
+          <w:color w:val="6B7185"/>
+          <w:sz w:val="19"/>
+          <w:szCs w:val="19"/>
+          <w:rFonts w:ascii="Arial" w:eastAsia="PingFang SC" w:hAnsi="Arial" w:cs="Arial"/>
+        </w:rPr>
+        <w:t xml:space="preserve">若商户号未发放微信支付公钥（部分存量商户仍为平台证书模式），公钥两项可不提供，由平台按证书模式对接。</w:t>
+      </w:r>
+    </w:p>
+    <w:p>
+      <w:pPr>
+        <w:pStyle w:val="Heading1"/>
+        <w:spacing w:before="300" w:after="150"/>
+      </w:pPr>
+      <w:r>
+        <w:rPr>
+          <w:b/>
+          <w:bCs/>
+          <w:color w:val="3730A3"/>
+          <w:sz w:val="30"/>
+          <w:szCs w:val="30"/>
+          <w:rFonts w:ascii="Arial" w:eastAsia="PingFang SC" w:hAnsi="Arial" w:cs="Arial"/>
+        </w:rPr>
+        <w:t xml:space="preserve">三、微信内 / 微信外 双场景说明</w:t>
       </w:r>
     </w:p>
     <w:p>
@@ -755,7 +2175,7 @@
                 <w:szCs w:val="21"/>
                 <w:rFonts w:ascii="Arial" w:eastAsia="PingFang SC" w:hAnsi="Arial" w:cs="Arial"/>
               </w:rPr>
-              <w:t xml:space="preserve">微信外打开</w:t>
+              <w:t xml:space="preserve">微信外打开（手机 / PC 浏览器）</w:t>
             </w:r>
           </w:p>
         </w:tc>
@@ -811,7 +2231,7 @@
                 <w:szCs w:val="21"/>
                 <w:rFonts w:ascii="Arial" w:eastAsia="PingFang SC" w:hAnsi="Arial" w:cs="Arial"/>
               </w:rPr>
-              <w:t xml:space="preserve">公众号网页授权弹窗，获取头像 / 昵称</w:t>
+              <w:t xml:space="preserve">公众号网页授权，获取头像 / 昵称</w:t>
             </w:r>
           </w:p>
         </w:tc>
@@ -986,7 +2406,7 @@
                 <w:szCs w:val="21"/>
                 <w:rFonts w:ascii="Arial" w:eastAsia="PingFang SC" w:hAnsi="Arial" w:cs="Arial"/>
               </w:rPr>
-              <w:t xml:space="preserve">JSAPI 支付（公众号支付，应内直接调起）</w:t>
+              <w:t xml:space="preserve">JSAPI 支付，在微信内直接调起收银台</w:t>
             </w:r>
           </w:p>
         </w:tc>
@@ -1003,17 +2423,56 @@
           </w:tcPr>
           <w:p>
             <w:pPr>
-              <w:spacing w:after="0" w:line="288"/>
-            </w:pPr>
-            <w:r>
-              <w:rPr>
-                <w:b w:val="false"/>
-                <w:bCs w:val="false"/>
-                <w:sz w:val="21"/>
-                <w:szCs w:val="21"/>
-                <w:rFonts w:ascii="Arial" w:eastAsia="PingFang SC" w:hAnsi="Arial" w:cs="Arial"/>
-              </w:rPr>
-              <w:t xml:space="preserve">H5 支付（跳转微信完成后返回）</w:t>
+              <w:pStyle w:val="ListParagraph"/>
+              <w:numPr>
+                <w:ilvl w:val="0"/>
+                <w:numId w:val="2"/>
+              </w:numPr>
+              <w:spacing w:after="50" w:line="276"/>
+            </w:pPr>
+            <w:r>
+              <w:rPr>
+                <w:sz w:val="21"/>
+                <w:szCs w:val="21"/>
+                <w:rFonts w:ascii="Arial" w:eastAsia="PingFang SC" w:hAnsi="Arial" w:cs="Arial"/>
+              </w:rPr>
+              <w:t xml:space="preserve">Native 扫码支付</w:t>
+            </w:r>
+          </w:p>
+          <w:p>
+            <w:pPr>
+              <w:pStyle w:val="ListParagraph"/>
+              <w:numPr>
+                <w:ilvl w:val="0"/>
+                <w:numId w:val="2"/>
+              </w:numPr>
+              <w:spacing w:after="50" w:line="276"/>
+            </w:pPr>
+            <w:r>
+              <w:rPr>
+                <w:sz w:val="21"/>
+                <w:szCs w:val="21"/>
+                <w:rFonts w:ascii="Arial" w:eastAsia="PingFang SC" w:hAnsi="Arial" w:cs="Arial"/>
+              </w:rPr>
+              <w:t xml:space="preserve">手机：保存二维码 → 微信扫一扫从相册识别</w:t>
+            </w:r>
+          </w:p>
+          <w:p>
+            <w:pPr>
+              <w:pStyle w:val="ListParagraph"/>
+              <w:numPr>
+                <w:ilvl w:val="0"/>
+                <w:numId w:val="2"/>
+              </w:numPr>
+              <w:spacing w:after="50" w:line="276"/>
+            </w:pPr>
+            <w:r>
+              <w:rPr>
+                <w:sz w:val="21"/>
+                <w:szCs w:val="21"/>
+                <w:rFonts w:ascii="Arial" w:eastAsia="PingFang SC" w:hAnsi="Arial" w:cs="Arial"/>
+              </w:rPr>
+              <w:t xml:space="preserve">PC：直接用微信扫屏幕二维码</w:t>
             </w:r>
           </w:p>
         </w:tc>
@@ -1071,7 +2530,7 @@
                 <w:szCs w:val="21"/>
                 <w:rFonts w:ascii="Arial" w:eastAsia="PingFang SC" w:hAnsi="Arial" w:cs="Arial"/>
               </w:rPr>
-              <w:t xml:space="preserve">公众号网页授权域名 + 商户号支付授权目录</w:t>
+              <w:t xml:space="preserve">公众号（网页授权 + 域名校验文件）+ 商户号 JSAPI 支付授权目录</w:t>
             </w:r>
           </w:p>
         </w:tc>
@@ -1099,12 +2558,26 @@
                 <w:szCs w:val="21"/>
                 <w:rFonts w:ascii="Arial" w:eastAsia="PingFang SC" w:hAnsi="Arial" w:cs="Arial"/>
               </w:rPr>
-              <w:t xml:space="preserve">开放平台网站应用 + 商户号 H5 支付域名</w:t>
+              <w:t xml:space="preserve">开放平台网站应用 + 商户号已开通 Native 支付</w:t>
             </w:r>
           </w:p>
         </w:tc>
       </w:tr>
     </w:tbl>
+    <w:p>
+      <w:pPr>
+        <w:spacing w:after="120" w:line="300"/>
+      </w:pPr>
+      <w:r>
+        <w:rPr>
+          <w:color w:val="6B7185"/>
+          <w:sz w:val="19"/>
+          <w:szCs w:val="19"/>
+          <w:rFonts w:ascii="Arial" w:eastAsia="PingFang SC" w:hAnsi="Arial" w:cs="Arial"/>
+        </w:rPr>
+        <w:t xml:space="preserve">微信外不使用「H5 支付（MWEB）」，贵机构无需申请该产品。支付二维码与订单同为 15 分钟有效，过期需重新下单。</w:t>
+      </w:r>
+    </w:p>
     <w:p>
       <w:pPr>
         <w:pStyle w:val="Heading1"/>
@@ -1119,7 +2592,7 @@
           <w:szCs w:val="30"/>
           <w:rFonts w:ascii="Arial" w:eastAsia="PingFang SC" w:hAnsi="Arial" w:cs="Arial"/>
         </w:rPr>
-        <w:t xml:space="preserve">三、接入前准备清单与注意事项</w:t>
+        <w:t xml:space="preserve">四、接入前准备清单与注意事项</w:t>
       </w:r>
     </w:p>
     <w:p>
@@ -1161,13 +2634,13 @@
           <w:bCs/>
           <w:rFonts w:ascii="Arial" w:eastAsia="PingFang SC" w:hAnsi="Arial" w:cs="Arial"/>
         </w:rPr>
-        <w:t xml:space="preserve">商户号</w:t>
-      </w:r>
-      <w:r>
-        <w:rPr>
-          <w:rFonts w:ascii="Arial" w:eastAsia="PingFang SC" w:hAnsi="Arial" w:cs="Arial"/>
-        </w:rPr>
-        <w:t xml:space="preserve">：已开通微信支付商户号，完成结算账户与法人认证，并与公众号 AppID 绑定（同主体或授权），否则支付下单会失败。</w:t>
+        <w:t xml:space="preserve">开放平台</w:t>
+      </w:r>
+      <w:r>
+        <w:rPr>
+          <w:rFonts w:ascii="Arial" w:eastAsia="PingFang SC" w:hAnsi="Arial" w:cs="Arial"/>
+        </w:rPr>
+        <w:t xml:space="preserve">：网站应用需单独审核，建议与服务号认证、商户号申请并行办理，避免卡在最后一步。</w:t>
       </w:r>
     </w:p>
     <w:p>
@@ -1185,13 +2658,13 @@
           <w:bCs/>
           <w:rFonts w:ascii="Arial" w:eastAsia="PingFang SC" w:hAnsi="Arial" w:cs="Arial"/>
         </w:rPr>
-        <w:t xml:space="preserve">域名</w:t>
-      </w:r>
-      <w:r>
-        <w:rPr>
-          <w:rFonts w:ascii="Arial" w:eastAsia="PingFang SC" w:hAnsi="Arial" w:cs="Arial"/>
-        </w:rPr>
-        <w:t xml:space="preserve">：H5 域名需 ICP 备案 + https；网页授权回调域名、JS 安全域名、支付授权目录三处都要配置且与实际 H5 域名一致。</w:t>
+        <w:t xml:space="preserve">商户号</w:t>
+      </w:r>
+      <w:r>
+        <w:rPr>
+          <w:rFonts w:ascii="Arial" w:eastAsia="PingFang SC" w:hAnsi="Arial" w:cs="Arial"/>
+        </w:rPr>
+        <w:t xml:space="preserve">：完成结算账户与法人认证，与公众号 AppID 关联绑定，并确认 JSAPI、Native 两项支付产品都已开通，否则对应场景下单会失败。</w:t>
       </w:r>
     </w:p>
     <w:p>
@@ -1209,13 +2682,13 @@
           <w:bCs/>
           <w:rFonts w:ascii="Arial" w:eastAsia="PingFang SC" w:hAnsi="Arial" w:cs="Arial"/>
         </w:rPr>
-        <w:t xml:space="preserve">微信外扫码登录</w:t>
-      </w:r>
-      <w:r>
-        <w:rPr>
-          <w:rFonts w:ascii="Arial" w:eastAsia="PingFang SC" w:hAnsi="Arial" w:cs="Arial"/>
-        </w:rPr>
-        <w:t xml:space="preserve">（如需）：已注册开放平台并创建网站应用。</w:t>
+        <w:t xml:space="preserve">主体一致</w:t>
+      </w:r>
+      <w:r>
+        <w:rPr>
+          <w:rFonts w:ascii="Arial" w:eastAsia="PingFang SC" w:hAnsi="Arial" w:cs="Arial"/>
+        </w:rPr>
+        <w:t xml:space="preserve">：服务号、开放平台、商户号建议为同一主体；不同主体需额外办理授权绑定。</w:t>
       </w:r>
     </w:p>
     <w:p>
@@ -1233,13 +2706,13 @@
           <w:bCs/>
           <w:rFonts w:ascii="Arial" w:eastAsia="PingFang SC" w:hAnsi="Arial" w:cs="Arial"/>
         </w:rPr>
-        <w:t xml:space="preserve">凭据安全</w:t>
-      </w:r>
-      <w:r>
-        <w:rPr>
-          <w:rFonts w:ascii="Arial" w:eastAsia="PingFang SC" w:hAnsi="Arial" w:cs="Arial"/>
-        </w:rPr>
-        <w:t xml:space="preserve">：APIv3 密钥与 API 证书请通过安全渠道交付，不要在群聊明文发送。</w:t>
+        <w:t xml:space="preserve">域名</w:t>
+      </w:r>
+      <w:r>
+        <w:rPr>
+          <w:rFonts w:ascii="Arial" w:eastAsia="PingFang SC" w:hAnsi="Arial" w:cs="Arial"/>
+        </w:rPr>
+        <w:t xml:space="preserve">：H5 域名需 ICP 备案 + https；公众号网页授权域名、JS 接口安全域名、JSAPI 支付授权目录、开放平台授权回调域四处须与平台分配的 H5 域名一致。</w:t>
       </w:r>
     </w:p>
     <w:p>
@@ -1257,13 +2730,13 @@
           <w:bCs/>
           <w:rFonts w:ascii="Arial" w:eastAsia="PingFang SC" w:hAnsi="Arial" w:cs="Arial"/>
         </w:rPr>
-        <w:t xml:space="preserve">证书有效期</w:t>
-      </w:r>
-      <w:r>
-        <w:rPr>
-          <w:rFonts w:ascii="Arial" w:eastAsia="PingFang SC" w:hAnsi="Arial" w:cs="Arial"/>
-        </w:rPr>
-        <w:t xml:space="preserve">：API 证书 / 密钥到期需更换并同步给平台，否则支付 / 退款会中断。</w:t>
+        <w:t xml:space="preserve">凭据安全</w:t>
+      </w:r>
+      <w:r>
+        <w:rPr>
+          <w:rFonts w:ascii="Arial" w:eastAsia="PingFang SC" w:hAnsi="Arial" w:cs="Arial"/>
+        </w:rPr>
+        <w:t xml:space="preserve">：AppSecret、APIv2 / APIv3 密钥、证书与私钥请通过安全渠道交付，不要在群聊明文发送。平台录入后加密存储、界面不回显；如需更换，重新提供新值即整体覆盖。</w:t>
       </w:r>
     </w:p>
     <w:p>
@@ -1281,13 +2754,13 @@
           <w:bCs/>
           <w:rFonts w:ascii="Arial" w:eastAsia="PingFang SC" w:hAnsi="Arial" w:cs="Arial"/>
         </w:rPr>
-        <w:t xml:space="preserve">资料齐备</w:t>
-      </w:r>
-      <w:r>
-        <w:rPr>
-          <w:rFonts w:ascii="Arial" w:eastAsia="PingFang SC" w:hAnsi="Arial" w:cs="Arial"/>
-        </w:rPr>
-        <w:t xml:space="preserve">：AppID / AppSecret / MchID / APIv3 密钥 / API 证书（及网站应用 AppID，如需）均备齐后交付平台录入。</w:t>
+        <w:t xml:space="preserve">变更同步</w:t>
+      </w:r>
+      <w:r>
+        <w:rPr>
+          <w:rFonts w:ascii="Arial" w:eastAsia="PingFang SC" w:hAnsi="Arial" w:cs="Arial"/>
+        </w:rPr>
+        <w:t xml:space="preserve">：在微信侧重置 AppSecret、密钥或更换证书后，须同步提供给平台，否则登录 / 支付 / 退款会中断；API 证书有到期日，请提前更换。</w:t>
       </w:r>
     </w:p>
     <w:p>
@@ -1304,7 +2777,7 @@
           <w:szCs w:val="30"/>
           <w:rFonts w:ascii="Arial" w:eastAsia="PingFang SC" w:hAnsi="Arial" w:cs="Arial"/>
         </w:rPr>
-        <w:t xml:space="preserve">四、开通「委托代扣」（自动续费）</w:t>
+        <w:t xml:space="preserve">五、开通「委托代扣」（自动续费）</w:t>
       </w:r>
     </w:p>
     <w:p>
@@ -1323,7 +2796,7 @@
         <w:rPr>
           <w:rFonts w:ascii="Arial" w:eastAsia="PingFang SC" w:hAnsi="Arial" w:cs="Arial"/>
         </w:rPr>
-        <w:t xml:space="preserve"> 若贵机构只售卖「单月会员」或「永享」一次性买断内容，则无需申请，跳过本节即可。</w:t>
+        <w:t xml:space="preserve"> 若只售卖「单月会员」或「永享」一次性买断内容，跳过本节即可。</w:t>
       </w:r>
     </w:p>
     <w:p>
@@ -1334,7 +2807,7 @@
         <w:rPr>
           <w:rFonts w:ascii="Arial" w:eastAsia="PingFang SC" w:hAnsi="Arial" w:cs="Arial"/>
         </w:rPr>
-        <w:t xml:space="preserve">「委托代扣」是微信支付的一项独立产品权限，需在商户号开通后</w:t>
+        <w:t xml:space="preserve">「委托代扣」是微信支付的独立产品权限，需在商户号开通后</w:t>
       </w:r>
       <w:r>
         <w:rPr>
@@ -1396,7 +2869,21 @@
         <w:rPr>
           <w:rFonts w:ascii="Arial" w:eastAsia="PingFang SC" w:hAnsi="Arial" w:cs="Arial"/>
         </w:rPr>
-        <w:t xml:space="preserve">：① 申请理由（业务场景、产品名称、会员权益、会员价格、服务内容）；② 产品交互图（5 张指定页面截图）。</w:t>
+        <w:t xml:space="preserve">：① 申请理由（业务场景、产品名称、会员权益、会员价格、服务内容）；② 产品交互图（5 张指定页面截图）。材料模板与示例见 </w:t>
+      </w:r>
+      <w:r>
+        <w:rPr>
+          <w:b/>
+          <w:bCs/>
+          <w:rFonts w:ascii="Arial" w:eastAsia="PingFang SC" w:hAnsi="Arial" w:cs="Arial"/>
+        </w:rPr>
+        <w:t xml:space="preserve">附录 A</w:t>
+      </w:r>
+      <w:r>
+        <w:rPr>
+          <w:rFonts w:ascii="Arial" w:eastAsia="PingFang SC" w:hAnsi="Arial" w:cs="Arial"/>
+        </w:rPr>
+        <w:t xml:space="preserve">，照抄替换即可。</w:t>
       </w:r>
     </w:p>
     <w:p>
@@ -1420,21 +2907,7 @@
         <w:rPr>
           <w:rFonts w:ascii="Arial" w:eastAsia="PingFang SC" w:hAnsi="Arial" w:cs="Arial"/>
         </w:rPr>
-        <w:t xml:space="preserve">：申请理由写得过于简单、产品交互图缺张（尤其缺「退订自动续费路径」截图）。材料模板与示例见 </w:t>
-      </w:r>
-      <w:r>
-        <w:rPr>
-          <w:b/>
-          <w:bCs/>
-          <w:rFonts w:ascii="Arial" w:eastAsia="PingFang SC" w:hAnsi="Arial" w:cs="Arial"/>
-        </w:rPr>
-        <w:t xml:space="preserve">附录 A</w:t>
-      </w:r>
-      <w:r>
-        <w:rPr>
-          <w:rFonts w:ascii="Arial" w:eastAsia="PingFang SC" w:hAnsi="Arial" w:cs="Arial"/>
-        </w:rPr>
-        <w:t xml:space="preserve">，照抄替换即可。</w:t>
+        <w:t xml:space="preserve">：申请理由写得过于简单、交互图缺张（尤其缺「退订自动续费路径」截图）。被驳回后在原申请上逐条补充并「重新提交」，不要新建申请。</w:t>
       </w:r>
     </w:p>
     <w:p>
@@ -1452,41 +2925,52 @@
           <w:bCs/>
           <w:rFonts w:ascii="Arial" w:eastAsia="PingFang SC" w:hAnsi="Arial" w:cs="Arial"/>
         </w:rPr>
-        <w:t xml:space="preserve">被驳回后</w:t>
-      </w:r>
-      <w:r>
-        <w:rPr>
-          <w:rFonts w:ascii="Arial" w:eastAsia="PingFang SC" w:hAnsi="Arial" w:cs="Arial"/>
-        </w:rPr>
-        <w:t xml:space="preserve">：在原申请上按驳回原因逐条补充并「重新提交」，不要新建一笔申请。</w:t>
-      </w:r>
-    </w:p>
-    <w:p>
-      <w:pPr>
-        <w:spacing w:after="120" w:line="312"/>
-      </w:pPr>
-      <w:r>
-        <w:rPr>
-          <w:rFonts w:ascii="Arial" w:eastAsia="PingFang SC" w:hAnsi="Arial" w:cs="Arial"/>
-        </w:rPr>
-        <w:t xml:space="preserve">开通后请告知 AI 问书对接人，平台侧会为贵机构开启「连续包月」售卖入口。</w:t>
-      </w:r>
-    </w:p>
-    <w:p>
-      <w:pPr>
-        <w:pStyle w:val="Heading1"/>
-        <w:spacing w:before="300" w:after="150"/>
-      </w:pPr>
+        <w:t xml:space="preserve">权限开通后申请签约模板</w:t>
+      </w:r>
+      <w:r>
+        <w:rPr>
+          <w:rFonts w:ascii="Arial" w:eastAsia="PingFang SC" w:hAnsi="Arial" w:cs="Arial"/>
+        </w:rPr>
+        <w:t xml:space="preserve">：按月扣费；金额建议选「不高于」型、上限设为月度原价（首月优惠、降价时均按更低价扣款）。模板审核通过后微信分配</w:t>
+      </w:r>
       <w:r>
         <w:rPr>
           <w:b/>
           <w:bCs/>
-          <w:color w:val="3730A3"/>
-          <w:sz w:val="30"/>
-          <w:szCs w:val="30"/>
-          <w:rFonts w:ascii="Arial" w:eastAsia="PingFang SC" w:hAnsi="Arial" w:cs="Arial"/>
-        </w:rPr>
-        <w:t xml:space="preserve">五、资金说明</w:t>
+          <w:rFonts w:ascii="Arial" w:eastAsia="PingFang SC" w:hAnsi="Arial" w:cs="Arial"/>
+        </w:rPr>
+        <w:t xml:space="preserve">模板 ID</w:t>
+      </w:r>
+      <w:r>
+        <w:rPr>
+          <w:rFonts w:ascii="Arial" w:eastAsia="PingFang SC" w:hAnsi="Arial" w:cs="Arial"/>
+        </w:rPr>
+        <w:t xml:space="preserve">（plan_id），连同 </w:t>
+      </w:r>
+      <w:r>
+        <w:rPr>
+          <w:b/>
+          <w:bCs/>
+          <w:rFonts w:ascii="Arial" w:eastAsia="PingFang SC" w:hAnsi="Arial" w:cs="Arial"/>
+        </w:rPr>
+        <w:t xml:space="preserve">APIv2 密钥</w:t>
+      </w:r>
+      <w:r>
+        <w:rPr>
+          <w:rFonts w:ascii="Arial" w:eastAsia="PingFang SC" w:hAnsi="Arial" w:cs="Arial"/>
+        </w:rPr>
+        <w:t xml:space="preserve">一并交付平台录入，平台即为贵机构开启「连续包月」售卖入口。</w:t>
+      </w:r>
+    </w:p>
+    <w:p>
+      <w:pPr>
+        <w:spacing w:after="120" w:line="312"/>
+      </w:pPr>
+      <w:r>
+        <w:rPr>
+          <w:rFonts w:ascii="Arial" w:eastAsia="PingFang SC" w:hAnsi="Arial" w:cs="Arial"/>
+        </w:rPr>
+        <w:t xml:space="preserve">以下续费规则由平台统一执行，贵机构无需操作，了解即可（申请理由中已写入）：</w:t>
       </w:r>
     </w:p>
     <w:p>
@@ -1500,9 +2984,17 @@
       </w:pPr>
       <w:r>
         <w:rPr>
-          <w:rFonts w:ascii="Arial" w:eastAsia="PingFang SC" w:hAnsi="Arial" w:cs="Arial"/>
-        </w:rPr>
-        <w:t xml:space="preserve">机构 C 端用户的支付资金，直接进入机构自己的微信支付商户号。</w:t>
+          <w:b/>
+          <w:bCs/>
+          <w:rFonts w:ascii="Arial" w:eastAsia="PingFang SC" w:hAnsi="Arial" w:cs="Arial"/>
+        </w:rPr>
+        <w:t xml:space="preserve">扣费日</w:t>
+      </w:r>
+      <w:r>
+        <w:rPr>
+          <w:rFonts w:ascii="Arial" w:eastAsia="PingFang SC" w:hAnsi="Arial" w:cs="Arial"/>
+        </w:rPr>
+        <w:t xml:space="preserve">＝会员到期日当天；扣费前 5 天短信提醒，扣费成功后短信告知。</w:t>
       </w:r>
     </w:p>
     <w:p>
@@ -1516,9 +3008,17 @@
       </w:pPr>
       <w:r>
         <w:rPr>
-          <w:rFonts w:ascii="Arial" w:eastAsia="PingFang SC" w:hAnsi="Arial" w:cs="Arial"/>
-        </w:rPr>
-        <w:t xml:space="preserve">退款由机构在自己的商户号原路退回；平台仅记录订单与退款状态。</w:t>
+          <w:b/>
+          <w:bCs/>
+          <w:rFonts w:ascii="Arial" w:eastAsia="PingFang SC" w:hAnsi="Arial" w:cs="Arial"/>
+        </w:rPr>
+        <w:t xml:space="preserve">调价</w:t>
+      </w:r>
+      <w:r>
+        <w:rPr>
+          <w:rFonts w:ascii="Arial" w:eastAsia="PingFang SC" w:hAnsi="Arial" w:cs="Arial"/>
+        </w:rPr>
+        <w:t xml:space="preserve">：存量用户按「签约价与当前售价孰低」扣款——降价随之降，涨价不多扣。</w:t>
       </w:r>
     </w:p>
     <w:p>
@@ -1532,6 +3032,103 @@
       </w:pPr>
       <w:r>
         <w:rPr>
+          <w:b/>
+          <w:bCs/>
+          <w:rFonts w:ascii="Arial" w:eastAsia="PingFang SC" w:hAnsi="Arial" w:cs="Arial"/>
+        </w:rPr>
+        <w:t xml:space="preserve">扣款失败</w:t>
+      </w:r>
+      <w:r>
+        <w:rPr>
+          <w:rFonts w:ascii="Arial" w:eastAsia="PingFang SC" w:hAnsi="Arial" w:cs="Arial"/>
+        </w:rPr>
+        <w:t xml:space="preserve">：自扣费日起每日重试一次、最多 3 次，均在到期后 72 小时缓冲期内；仍失败则停止扣款并主动解除签约，不跨周期补扣。</w:t>
+      </w:r>
+    </w:p>
+    <w:p>
+      <w:pPr>
+        <w:pStyle w:val="ListParagraph"/>
+        <w:numPr>
+          <w:ilvl w:val="0"/>
+          <w:numId w:val="3"/>
+        </w:numPr>
+        <w:spacing w:after="70" w:line="300"/>
+      </w:pPr>
+      <w:r>
+        <w:rPr>
+          <w:b/>
+          <w:bCs/>
+          <w:rFonts w:ascii="Arial" w:eastAsia="PingFang SC" w:hAnsi="Arial" w:cs="Arial"/>
+        </w:rPr>
+        <w:t xml:space="preserve">机构停用</w:t>
+      </w:r>
+      <w:r>
+        <w:rPr>
+          <w:rFonts w:ascii="Arial" w:eastAsia="PingFang SC" w:hAnsi="Arial" w:cs="Arial"/>
+        </w:rPr>
+        <w:t xml:space="preserve">：停用当天平台会批量解除该机构全部自动续费签约，并短信告知用户。</w:t>
+      </w:r>
+    </w:p>
+    <w:p>
+      <w:pPr>
+        <w:pStyle w:val="Heading1"/>
+        <w:spacing w:before="300" w:after="150"/>
+      </w:pPr>
+      <w:r>
+        <w:rPr>
+          <w:b/>
+          <w:bCs/>
+          <w:color w:val="3730A3"/>
+          <w:sz w:val="30"/>
+          <w:szCs w:val="30"/>
+          <w:rFonts w:ascii="Arial" w:eastAsia="PingFang SC" w:hAnsi="Arial" w:cs="Arial"/>
+        </w:rPr>
+        <w:t xml:space="preserve">六、资金说明</w:t>
+      </w:r>
+    </w:p>
+    <w:p>
+      <w:pPr>
+        <w:pStyle w:val="ListParagraph"/>
+        <w:numPr>
+          <w:ilvl w:val="0"/>
+          <w:numId w:val="3"/>
+        </w:numPr>
+        <w:spacing w:after="70" w:line="300"/>
+      </w:pPr>
+      <w:r>
+        <w:rPr>
+          <w:rFonts w:ascii="Arial" w:eastAsia="PingFang SC" w:hAnsi="Arial" w:cs="Arial"/>
+        </w:rPr>
+        <w:t xml:space="preserve">机构 C 端用户的支付资金，直接进入机构自己的微信支付商户号。</w:t>
+      </w:r>
+    </w:p>
+    <w:p>
+      <w:pPr>
+        <w:pStyle w:val="ListParagraph"/>
+        <w:numPr>
+          <w:ilvl w:val="0"/>
+          <w:numId w:val="3"/>
+        </w:numPr>
+        <w:spacing w:after="70" w:line="300"/>
+      </w:pPr>
+      <w:r>
+        <w:rPr>
+          <w:rFonts w:ascii="Arial" w:eastAsia="PingFang SC" w:hAnsi="Arial" w:cs="Arial"/>
+        </w:rPr>
+        <w:t xml:space="preserve">退款由机构在自己的商户号原路退回；平台仅记录订单与退款状态。</w:t>
+      </w:r>
+    </w:p>
+    <w:p>
+      <w:pPr>
+        <w:pStyle w:val="ListParagraph"/>
+        <w:numPr>
+          <w:ilvl w:val="0"/>
+          <w:numId w:val="3"/>
+        </w:numPr>
+        <w:spacing w:after="70" w:line="300"/>
+      </w:pPr>
+      <w:r>
+        <w:rPr>
           <w:rFonts w:ascii="Arial" w:eastAsia="PingFang SC" w:hAnsi="Arial" w:cs="Arial"/>
         </w:rPr>
         <w:t xml:space="preserve">自动续费扣款同样进入机构自己的商户号，由机构商户号发起代扣。</w:t>
@@ -1699,7 +3296,7 @@
           <w:szCs w:val="21"/>
           <w:rFonts w:ascii="Arial" w:eastAsia="PingFang SC" w:hAnsi="Arial" w:cs="Arial"/>
         </w:rPr>
-        <w:t xml:space="preserve">——首月【首月折扣价】、次月起【月度价】/ 月，按月自动续费；开通前须勾选同意《会员服务协议》与《自动续费协议》，每次扣费前 3 天短信提醒，用户可随时在「会员中心」一键退订，退订后当期权益仍可用至期满。</w:t>
+        <w:t xml:space="preserve">——首月【首月折扣价】、次月起【月度价】/ 月，按月自动续费，扣费日为会员到期日当天；开通前须主动勾选同意《AI 会员服务与永享服务协议》与《自动续费协议》（默认不勾选），每次扣费前 5 天短信提醒、扣费成功后短信告知；调价时已签约用户按签约价与当前售价孰低扣款，不会因涨价多扣。用户可随时在「会员中心」一键取消自动续费，或在微信「我的 → 服务 → 钱包 → 支付设置 → 自动续费」中管理，取消后当期权益仍可用至期满。</w:t>
       </w:r>
       <w:r>
         <w:rPr>
@@ -1717,7 +3314,7 @@
           <w:szCs w:val="21"/>
           <w:rFonts w:ascii="Arial" w:eastAsia="PingFang SC" w:hAnsi="Arial" w:cs="Arial"/>
         </w:rPr>
-        <w:t xml:space="preserve">——【月度价】/ 1 个月，一次性购买，到期自动失效不扣款。</w:t>
+        <w:t xml:space="preserve">——【月度价】/ 1 个月，一次性购买，到期不扣款、不自动续期。两种会员到期后均赠送 72 小时缓冲使用期。</w:t>
       </w:r>
     </w:p>
     <w:p>
@@ -1735,7 +3332,7 @@
           <w:szCs w:val="21"/>
           <w:rFonts w:ascii="Arial" w:eastAsia="PingFang SC" w:hAnsi="Arial" w:cs="Arial"/>
         </w:rPr>
-        <w:t xml:space="preserve">本次申请委托代扣，仅用于「连续包月会员」到期后的自动续费扣款。全部为线上虚拟知识服务，不涉及实物发货。服务号：【服务号全称】；商户号：【MchID】；商户主体：【营业执照名称】。</w:t>
+        <w:t xml:space="preserve">本次申请委托代扣，仅用于「连续包月会员」到期当天的自动续费扣款；扣款失败时每日重试一次、最多 3 次，仍失败即停止扣款并主动解除签约，不跨周期补扣。全部为线上虚拟知识服务，不涉及实物发货。服务号：【服务号全称】；商户号：【MchID】；商户主体：【营业执照名称】。</w:t>
       </w:r>
     </w:p>
     <w:p>
@@ -2846,7 +4443,7 @@
                 <w:szCs w:val="21"/>
                 <w:rFonts w:ascii="Arial" w:eastAsia="PingFang SC" w:hAnsi="Arial" w:cs="Arial"/>
               </w:rPr>
-              <w:t xml:space="preserve">我的 → 会员中心</w:t>
+              <w:t xml:space="preserve">我的 → 会员中心（有效会员态）</w:t>
             </w:r>
           </w:p>
         </w:tc>
@@ -2873,7 +4470,7 @@
                 <w:szCs w:val="21"/>
                 <w:rFonts w:ascii="Arial" w:eastAsia="PingFang SC" w:hAnsi="Arial" w:cs="Arial"/>
               </w:rPr>
-              <w:t xml:space="preserve">「免费 vs 会员」全部权益逐项对比</w:t>
+              <w:t xml:space="preserve">会员有效期、按月自动续费状态、「免费 vs 会员」全部权益逐项对比</w:t>
             </w:r>
           </w:p>
         </w:tc>
@@ -2987,7 +4584,7 @@
                 <w:szCs w:val="21"/>
                 <w:rFonts w:ascii="Arial" w:eastAsia="PingFang SC" w:hAnsi="Arial" w:cs="Arial"/>
               </w:rPr>
-              <w:t xml:space="preserve">连续包月与单月两档价格、自动续费标识、协议勾选项</w:t>
+              <w:t xml:space="preserve">连续包月与单月两档价格、自动续费标识、72 小时缓冲提示、协议勾选项（默认不勾选）</w:t>
             </w:r>
           </w:p>
         </w:tc>
